--- a/작업일지/1주차.docx
+++ b/작업일지/1주차.docx
@@ -244,7 +244,32 @@
                 <w:rFonts w:hint="eastAsia"/>
                 <w:b/>
               </w:rPr>
-              <w:t>2025.05.06 ~ 2025.05.12</w:t>
+              <w:t>2025.</w:t>
+            </w:r>
+            <w:r>
+              <w:rPr>
+                <w:lang w:eastAsia="ko-KR"/>
+                <w:rFonts w:hint="eastAsia"/>
+                <w:b/>
+                <w:rtl w:val="off"/>
+              </w:rPr>
+              <w:t>08.11</w:t>
+            </w:r>
+            <w:r>
+              <w:rPr>
+                <w:rFonts w:hint="eastAsia"/>
+                <w:b/>
+              </w:rPr>
+              <w:t xml:space="preserve"> ~ 2025.0</w:t>
+            </w:r>
+            <w:r>
+              <w:rPr>
+                <w:lang w:eastAsia="ko-KR"/>
+                <w:rFonts w:hint="eastAsia"/>
+                <w:b/>
+                <w:rtl w:val="off"/>
+              </w:rPr>
+              <w:t>8.17</w:t>
             </w:r>
           </w:p>
         </w:tc>
@@ -337,10 +362,117 @@
             <w:pPr>
               <w:jc w:val="left"/>
               <w:rPr>
+                <w:lang w:eastAsia="ko-KR"/>
+                <w:rFonts w:hint="eastAsia"/>
                 <w:b/>
                 <w:bCs/>
-              </w:rPr>
-            </w:pPr>
+                <w:rtl w:val="off"/>
+              </w:rPr>
+            </w:pPr>
+            <w:r>
+              <w:rPr>
+                <w:lang w:eastAsia="ko-KR"/>
+                <w:b/>
+                <w:bCs/>
+                <w:rtl w:val="off"/>
+              </w:rPr>
+              <w:t>· 카메라 클래스 생성 및 3인칭 게임모드 적용</w:t>
+            </w:r>
+          </w:p>
+          <w:p>
+            <w:pPr>
+              <w:jc w:val="left"/>
+              <w:rPr>
+                <w:lang w:eastAsia="ko-KR"/>
+                <w:rFonts w:hint="eastAsia"/>
+                <w:b/>
+                <w:bCs/>
+                <w:rtl w:val="off"/>
+              </w:rPr>
+            </w:pPr>
+            <w:r>
+              <w:rPr>
+                <w:lang w:eastAsia="ko-KR"/>
+                <w:b/>
+                <w:bCs/>
+                <w:rtl w:val="off"/>
+              </w:rPr>
+              <w:t>· 코딩 컨벤션 정립과 그에 따른 변수명 수정</w:t>
+            </w:r>
+          </w:p>
+          <w:p>
+            <w:pPr>
+              <w:jc w:val="left"/>
+              <w:tabs>
+                <w:tab w:val="left" w:pos="2928"/>
+              </w:tabs>
+              <w:rPr>
+                <w:lang w:eastAsia="ko-KR"/>
+                <w:rFonts w:hint="eastAsia"/>
+                <w:b/>
+                <w:bCs/>
+                <w:rtl w:val="off"/>
+              </w:rPr>
+            </w:pPr>
+            <w:r>
+              <w:rPr>
+                <w:lang w:eastAsia="ko-KR"/>
+                <w:b/>
+                <w:bCs/>
+                <w:rtl w:val="off"/>
+              </w:rPr>
+              <w:t xml:space="preserve">· </w:t>
+            </w:r>
+            <w:r>
+              <w:rPr>
+                <w:lang w:eastAsia="ko-KR"/>
+                <w:b/>
+                <w:bCs/>
+                <w:sz w:val="20"/>
+                <w:szCs w:val="20"/>
+                <w:rtl w:val="off"/>
+              </w:rPr>
+              <w:t>MO 서버 구현 및 패킷 매니저 제작</w:t>
+            </w:r>
+          </w:p>
+          <w:p>
+            <w:pPr>
+              <w:jc w:val="left"/>
+              <w:rPr>
+                <w:lang w:eastAsia="ko-KR"/>
+                <w:rFonts w:hint="eastAsia"/>
+                <w:b/>
+                <w:bCs/>
+                <w:rtl w:val="off"/>
+              </w:rPr>
+            </w:pPr>
+            <w:r>
+              <w:rPr>
+                <w:lang w:eastAsia="ko-KR"/>
+                <w:b/>
+                <w:bCs/>
+                <w:rtl w:val="off"/>
+              </w:rPr>
+              <w:t>· Assimp를 통한 fbx파일 텍스쳐 매핑 적용</w:t>
+            </w:r>
+          </w:p>
+          <w:p>
+            <w:pPr>
+              <w:jc w:val="left"/>
+              <w:rPr>
+                <w:b/>
+                <w:bCs/>
+              </w:rPr>
+            </w:pPr>
+            <w:r>
+              <w:rPr>
+                <w:lang w:eastAsia="ko-KR"/>
+                <w:b/>
+                <w:bCs/>
+                <w:rtl w:val="off"/>
+              </w:rPr>
+              <w:t>· 언리얼 엔진을 통해 대략적인 첫번째 적 성의 모습 제작</w:t>
+            </w:r>
           </w:p>
         </w:tc>
       </w:tr>
@@ -348,8 +480,11 @@
     <w:p>
       <w:pPr>
         <w:rPr>
+          <w:lang w:eastAsia="ko-KR"/>
+          <w:rFonts w:hint="eastAsia"/>
           <w:b/>
           <w:sz w:val="22"/>
+          <w:rtl w:val="off"/>
         </w:rPr>
       </w:pPr>
       <w:r>
@@ -364,7 +499,880 @@
     <w:p>
       <w:pPr>
         <w:rPr>
+          <w:b/>
+          <w:sz w:val="22"/>
+        </w:rPr>
+      </w:pPr>
+      <w:r>
+        <w:rPr>
+          <w:lang w:eastAsia="ko-KR"/>
+          <w:b/>
+          <w:sz w:val="22"/>
+          <w:rtl w:val="off"/>
+        </w:rPr>
+        <w:t>· 카메라 3인칭 적용</w:t>
+      </w:r>
+    </w:p>
+    <w:p>
+      <w:pPr>
+        <w:rPr>
+          <w:lang w:eastAsia="ko-KR"/>
+          <w:rFonts w:hint="eastAsia"/>
           <w:szCs w:val="20"/>
+          <w:rtl w:val="off"/>
+        </w:rPr>
+      </w:pPr>
+      <w:r>
+        <w:rPr>
+          <w:szCs w:val="20"/>
+        </w:rPr>
+        <w:drawing>
+          <wp:anchor distT="0" distB="0" distL="114300" distR="114300" behindDoc="0" locked="0" layoutInCell="1" simplePos="0" relativeHeight="251660288" allowOverlap="1" hidden="0">
+            <wp:simplePos x="0" y="0"/>
+            <wp:positionH relativeFrom="column">
+              <wp:posOffset>-9525</wp:posOffset>
+            </wp:positionH>
+            <wp:positionV relativeFrom="paragraph">
+              <wp:posOffset>57150</wp:posOffset>
+            </wp:positionV>
+            <wp:extent cx="3083560" cy="2130443"/>
+            <wp:effectExtent l="0" t="0" r="0" b="0"/>
+            <wp:wrapTight wrapText="bothSides">
+              <wp:wrapPolygon edited="0">
+                <wp:start x="0" y="0"/>
+                <wp:lineTo x="21600" y="0"/>
+                <wp:lineTo x="21600" y="21600"/>
+                <wp:lineTo x="0" y="21600"/>
+                <wp:lineTo x="0" y="0"/>
+              </wp:wrapPolygon>
+            </wp:wrapTight>
+            <wp:docPr id="1025" name="shape1025" hidden="0"/>
+            <wp:cNvGraphicFramePr>
+              <a:graphicFrameLocks xmlns:a="http://schemas.openxmlformats.org/drawingml/2006/main" noChangeAspect="1"/>
+            </wp:cNvGraphicFramePr>
+            <a:graphic xmlns:a="http://schemas.openxmlformats.org/drawingml/2006/main">
+              <a:graphicData uri="http://schemas.openxmlformats.org/drawingml/2006/picture">
+                <pic:pic xmlns:pic="http://schemas.openxmlformats.org/drawingml/2006/picture">
+                  <pic:nvPicPr>
+                    <pic:cNvPr id="0" name="이미지"/>
+                    <pic:cNvPicPr preferRelativeResize="1">
+                      <a:picLocks noChangeAspect="1"/>
+                    </pic:cNvPicPr>
+                  </pic:nvPicPr>
+                  <pic:blipFill>
+                    <a:blip r:embed="rId1">
+                      <a:extLst>
+                        <a:ext uri="{28A0092B-C50C-407E-A947-70E740481C1C}">
+                          <a14:useLocalDpi xmlns:a14="http://schemas.microsoft.com/office/drawing/2010/main" val="0"/>
+                        </a:ext>
+                      </a:extLst>
+                    </a:blip>
+                    <a:srcRect/>
+                    <a:stretch>
+                      <a:fillRect/>
+                    </a:stretch>
+                  </pic:blipFill>
+                  <pic:spPr>
+                    <a:xfrm>
+                      <a:off x="0" y="0"/>
+                      <a:ext cx="3083560" cy="2130443"/>
+                    </a:xfrm>
+                    <a:prstGeom prst="rect"/>
+                  </pic:spPr>
+                </pic:pic>
+              </a:graphicData>
+            </a:graphic>
+          </wp:anchor>
+        </w:drawing>
+      </w:r>
+      <w:r>
+        <w:rPr>
+          <w:lang w:eastAsia="ko-KR"/>
+          <w:rFonts w:hint="eastAsia"/>
+          <w:szCs w:val="20"/>
+          <w:rtl w:val="off"/>
+        </w:rPr>
+        <w:drawing>
+          <wp:anchor distT="0" distB="0" distL="114300" distR="114300" behindDoc="0" locked="0" layoutInCell="1" simplePos="0" relativeHeight="251661312" allowOverlap="1" hidden="0">
+            <wp:simplePos x="0" y="0"/>
+            <wp:positionH relativeFrom="column">
+              <wp:posOffset>3353117</wp:posOffset>
+            </wp:positionH>
+            <wp:positionV relativeFrom="paragraph">
+              <wp:posOffset>47625</wp:posOffset>
+            </wp:positionV>
+            <wp:extent cx="3222569" cy="2139347"/>
+            <wp:effectExtent l="0" t="0" r="0" b="0"/>
+            <wp:wrapTight wrapText="bothSides">
+              <wp:wrapPolygon edited="0">
+                <wp:start x="0" y="0"/>
+                <wp:lineTo x="21600" y="0"/>
+                <wp:lineTo x="21600" y="21600"/>
+                <wp:lineTo x="0" y="21600"/>
+                <wp:lineTo x="0" y="0"/>
+              </wp:wrapPolygon>
+            </wp:wrapTight>
+            <wp:docPr id="1026" name="shape1026" hidden="0"/>
+            <wp:cNvGraphicFramePr>
+              <a:graphicFrameLocks xmlns:a="http://schemas.openxmlformats.org/drawingml/2006/main" noChangeAspect="1"/>
+            </wp:cNvGraphicFramePr>
+            <a:graphic xmlns:a="http://schemas.openxmlformats.org/drawingml/2006/main">
+              <a:graphicData uri="http://schemas.openxmlformats.org/drawingml/2006/picture">
+                <pic:pic xmlns:pic="http://schemas.openxmlformats.org/drawingml/2006/picture">
+                  <pic:nvPicPr>
+                    <pic:cNvPr id="0" name="이미지"/>
+                    <pic:cNvPicPr preferRelativeResize="1">
+                      <a:picLocks noChangeAspect="1"/>
+                    </pic:cNvPicPr>
+                  </pic:nvPicPr>
+                  <pic:blipFill>
+                    <a:blip r:embed="rId2">
+                      <a:extLst>
+                        <a:ext uri="{28A0092B-C50C-407E-A947-70E740481C1C}">
+                          <a14:useLocalDpi xmlns:a14="http://schemas.microsoft.com/office/drawing/2010/main" val="0"/>
+                        </a:ext>
+                      </a:extLst>
+                    </a:blip>
+                    <a:srcRect/>
+                    <a:stretch>
+                      <a:fillRect/>
+                    </a:stretch>
+                  </pic:blipFill>
+                  <pic:spPr>
+                    <a:xfrm>
+                      <a:off x="0" y="0"/>
+                      <a:ext cx="3222569" cy="2139347"/>
+                    </a:xfrm>
+                    <a:prstGeom prst="rect"/>
+                  </pic:spPr>
+                </pic:pic>
+              </a:graphicData>
+            </a:graphic>
+          </wp:anchor>
+        </w:drawing>
+      </w:r>
+      <w:r>
+        <w:rPr>
+          <w:lang w:eastAsia="ko-KR"/>
+          <w:szCs w:val="20"/>
+          <w:rtl w:val="off"/>
+        </w:rPr>
+        <w:t>기존 자유시점 카메라</w:t>
+      </w:r>
+      <w:r>
+        <w:rPr>
+          <w:lang w:eastAsia="ko-KR"/>
+          <w:rFonts w:hint="eastAsia"/>
+          <w:szCs w:val="20"/>
+          <w:rtl w:val="off"/>
+        </w:rPr>
+        <w:tab/>
+      </w:r>
+      <w:r>
+        <w:rPr>
+          <w:lang w:eastAsia="ko-KR"/>
+          <w:rFonts w:hint="eastAsia"/>
+          <w:szCs w:val="20"/>
+          <w:rtl w:val="off"/>
+        </w:rPr>
+        <w:tab/>
+      </w:r>
+      <w:r>
+        <w:rPr>
+          <w:lang w:eastAsia="ko-KR"/>
+          <w:rFonts w:hint="eastAsia"/>
+          <w:szCs w:val="20"/>
+          <w:rtl w:val="off"/>
+        </w:rPr>
+        <w:tab/>
+      </w:r>
+      <w:r>
+        <w:rPr>
+          <w:lang w:eastAsia="ko-KR"/>
+          <w:rFonts w:hint="eastAsia"/>
+          <w:szCs w:val="20"/>
+          <w:rtl w:val="off"/>
+        </w:rPr>
+        <w:tab/>
+      </w:r>
+      <w:r>
+        <w:rPr>
+          <w:lang w:eastAsia="ko-KR"/>
+          <w:rFonts w:hint="eastAsia"/>
+          <w:szCs w:val="20"/>
+          <w:rtl w:val="off"/>
+        </w:rPr>
+        <w:tab/>
+      </w:r>
+      <w:r>
+        <w:rPr>
+          <w:lang w:eastAsia="ko-KR"/>
+          <w:rFonts w:hint="eastAsia"/>
+          <w:szCs w:val="20"/>
+          <w:rtl w:val="off"/>
+        </w:rPr>
+        <w:t>3인칭 카메라로 전환</w:t>
+      </w:r>
+    </w:p>
+    <w:p>
+      <w:pPr>
+        <w:rPr>
+          <w:lang w:eastAsia="ko-KR"/>
+          <w:rFonts w:hint="eastAsia"/>
+          <w:sz w:val="22"/>
+          <w:szCs w:val="22"/>
+          <w:rtl w:val="off"/>
+        </w:rPr>
+      </w:pPr>
+      <w:r>
+        <w:rPr>
+          <w:lang w:eastAsia="ko-KR"/>
+          <w:rFonts w:hint="eastAsia"/>
+          <w:sz w:val="22"/>
+          <w:szCs w:val="22"/>
+          <w:rtl w:val="off"/>
+        </w:rPr>
+        <w:t>일정 거리의 오프셋을 두어 카메라 룩 벡터의 반대방향으로 오프셋만큼 떨어진 위치에 있도록 구현</w:t>
+      </w:r>
+    </w:p>
+    <w:p>
+      <w:pPr>
+        <w:rPr>
+          <w:lang w:eastAsia="ko-KR"/>
+          <w:rFonts w:hint="eastAsia"/>
+          <w:sz w:val="22"/>
+          <w:szCs w:val="22"/>
+          <w:rtl w:val="off"/>
+        </w:rPr>
+      </w:pPr>
+    </w:p>
+    <w:p>
+      <w:pPr>
+        <w:rPr>
+          <w:lang w:eastAsia="ko-KR"/>
+          <w:rFonts w:hint="eastAsia"/>
+          <w:sz w:val="22"/>
+          <w:szCs w:val="22"/>
+          <w:rtl w:val="off"/>
+        </w:rPr>
+      </w:pPr>
+      <w:r>
+        <w:rPr>
+          <w:lang w:eastAsia="ko-KR"/>
+          <w:b/>
+          <w:bCs/>
+          <w:sz w:val="22"/>
+          <w:rtl w:val="off"/>
+        </w:rPr>
+        <w:t>· 코딩 컨벤션 정립</w:t>
+      </w:r>
+    </w:p>
+    <w:p>
+      <w:pPr>
+        <w:rPr>
+          <w:lang w:eastAsia="ko-KR"/>
+          <w:rFonts w:hint="eastAsia"/>
+          <w:sz w:val="22"/>
+          <w:szCs w:val="22"/>
+          <w:rtl w:val="off"/>
+        </w:rPr>
+      </w:pPr>
+      <w:r>
+        <w:rPr>
+          <w:lang w:eastAsia="ko-KR"/>
+          <w:rFonts w:hint="eastAsia"/>
+          <w:sz w:val="22"/>
+          <w:szCs w:val="22"/>
+          <w:rtl w:val="off"/>
+        </w:rPr>
+        <w:t>클래스, 구조체, 함수 -&gt; PascalCase</w:t>
+      </w:r>
+    </w:p>
+    <w:p>
+      <w:pPr>
+        <w:rPr>
+          <w:lang w:eastAsia="ko-KR"/>
+          <w:rFonts w:hint="eastAsia"/>
+          <w:sz w:val="22"/>
+          <w:szCs w:val="22"/>
+          <w:rtl w:val="off"/>
+        </w:rPr>
+      </w:pPr>
+      <w:r>
+        <w:rPr>
+          <w:lang w:eastAsia="ko-KR"/>
+          <w:rFonts w:hint="eastAsia"/>
+          <w:sz w:val="22"/>
+          <w:szCs w:val="22"/>
+          <w:rtl w:val="off"/>
+        </w:rPr>
+        <w:t>변수-&gt; camelCase</w:t>
+      </w:r>
+    </w:p>
+    <w:p>
+      <w:pPr>
+        <w:rPr>
+          <w:lang w:eastAsia="ko-KR"/>
+          <w:rFonts w:hint="eastAsia"/>
+          <w:sz w:val="22"/>
+          <w:szCs w:val="22"/>
+          <w:rtl w:val="off"/>
+        </w:rPr>
+      </w:pPr>
+      <w:r>
+        <w:rPr>
+          <w:lang w:eastAsia="ko-KR"/>
+          <w:rFonts w:hint="eastAsia"/>
+          <w:sz w:val="22"/>
+          <w:szCs w:val="22"/>
+          <w:rtl w:val="off"/>
+        </w:rPr>
+        <w:t>(단, bool은 is붙이기)</w:t>
+      </w:r>
+    </w:p>
+    <w:p>
+      <w:pPr>
+        <w:rPr>
+          <w:lang w:eastAsia="ko-KR"/>
+          <w:rFonts w:hint="eastAsia"/>
+          <w:sz w:val="22"/>
+          <w:szCs w:val="22"/>
+          <w:rtl w:val="off"/>
+        </w:rPr>
+      </w:pPr>
+      <w:r>
+        <w:rPr>
+          <w:lang w:eastAsia="ko-KR"/>
+          <w:rFonts w:hint="eastAsia"/>
+          <w:sz w:val="22"/>
+          <w:szCs w:val="22"/>
+          <w:rtl w:val="off"/>
+        </w:rPr>
+        <w:t>함수 파라미터 -&gt; 소문자</w:t>
+      </w:r>
+    </w:p>
+    <w:p>
+      <w:pPr>
+        <w:rPr>
+          <w:lang w:eastAsia="ko-KR"/>
+          <w:rFonts w:hint="eastAsia"/>
+          <w:sz w:val="22"/>
+          <w:szCs w:val="22"/>
+          <w:rtl w:val="off"/>
+        </w:rPr>
+      </w:pPr>
+      <w:r>
+        <w:rPr>
+          <w:lang w:eastAsia="ko-KR"/>
+          <w:rFonts w:hint="eastAsia"/>
+          <w:sz w:val="22"/>
+          <w:szCs w:val="22"/>
+          <w:rtl w:val="off"/>
+        </w:rPr>
+        <w:t>멤버 변수 -&gt; _앞에 붙이기</w:t>
+      </w:r>
+    </w:p>
+    <w:p>
+      <w:pPr>
+        <w:rPr>
+          <w:lang w:eastAsia="ko-KR"/>
+          <w:rFonts w:hint="eastAsia"/>
+          <w:sz w:val="22"/>
+          <w:szCs w:val="22"/>
+          <w:rtl w:val="off"/>
+        </w:rPr>
+      </w:pPr>
+      <w:r>
+        <w:rPr>
+          <w:lang w:eastAsia="ko-KR"/>
+          <w:rFonts w:hint="eastAsia"/>
+          <w:sz w:val="22"/>
+          <w:szCs w:val="22"/>
+          <w:rtl w:val="off"/>
+        </w:rPr>
+        <w:t>enum -&gt; SCREAMING_SNAKE_CASE</w:t>
+      </w:r>
+    </w:p>
+    <w:p>
+      <w:pPr>
+        <w:rPr>
+          <w:lang w:eastAsia="ko-KR"/>
+          <w:rFonts w:hint="eastAsia"/>
+          <w:b/>
+          <w:bCs/>
+          <w:szCs w:val="20"/>
+          <w:rtl w:val="off"/>
+        </w:rPr>
+      </w:pPr>
+      <w:r>
+        <w:rPr>
+          <w:lang w:eastAsia="ko-KR"/>
+          <w:b/>
+          <w:bCs/>
+          <w:szCs w:val="20"/>
+          <w:rtl w:val="off"/>
+        </w:rPr>
+        <w:t>해당 규칙에 따르도록 모든 이름 변경</w:t>
+      </w:r>
+    </w:p>
+    <w:p>
+      <w:pPr>
+        <w:rPr>
+          <w:lang w:eastAsia="ko-KR"/>
+          <w:rFonts w:hint="eastAsia"/>
+          <w:szCs w:val="20"/>
+          <w:rtl w:val="off"/>
+        </w:rPr>
+      </w:pPr>
+    </w:p>
+    <w:p>
+      <w:pPr>
+        <w:rPr>
+          <w:lang w:eastAsia="ko-KR"/>
+          <w:rFonts w:hint="eastAsia"/>
+          <w:b/>
+          <w:bCs/>
+          <w:sz w:val="22"/>
+          <w:szCs w:val="22"/>
+          <w:rtl w:val="off"/>
+        </w:rPr>
+      </w:pPr>
+      <w:r>
+        <w:rPr>
+          <w:lang w:eastAsia="ko-KR"/>
+          <w:b/>
+          <w:bCs/>
+          <w:sz w:val="22"/>
+          <w:szCs w:val="22"/>
+          <w:rtl w:val="off"/>
+        </w:rPr>
+        <w:t>· MO 서버 구현 및 패킷 매니저 제작</w:t>
+      </w:r>
+    </w:p>
+    <w:p>
+      <w:pPr>
+        <w:rPr>
+          <w:lang w:eastAsia="ko-KR"/>
+          <w:rFonts w:hint="eastAsia"/>
+          <w:b w:val="0"/>
+          <w:bCs w:val="0"/>
+          <w:sz w:val="22"/>
+          <w:szCs w:val="22"/>
+          <w:rtl w:val="off"/>
+        </w:rPr>
+      </w:pPr>
+      <w:r>
+        <w:rPr>
+          <w:lang w:eastAsia="ko-KR"/>
+          <w:b w:val="0"/>
+          <w:bCs w:val="0"/>
+          <w:sz w:val="22"/>
+          <w:szCs w:val="22"/>
+          <w:rtl w:val="off"/>
+        </w:rPr>
+        <w:t>현재 게임의 진행방향이 MMO가 아닌 MO 서버가 더 적합하다고 판단 후 기존 MMO를 위한 서버가 아닌 MO를 위한 서버로 제작</w:t>
+      </w:r>
+    </w:p>
+    <w:p>
+      <w:pPr>
+        <w:rPr>
+          <w:lang w:eastAsia="ko-KR"/>
+          <w:rFonts w:hint="eastAsia"/>
+          <w:b w:val="0"/>
+          <w:bCs w:val="0"/>
+          <w:sz w:val="22"/>
+          <w:szCs w:val="22"/>
+          <w:rtl w:val="off"/>
+        </w:rPr>
+      </w:pPr>
+      <w:r>
+        <w:rPr>
+          <w:lang w:eastAsia="ko-KR"/>
+          <w:b w:val="0"/>
+          <w:bCs w:val="0"/>
+          <w:sz w:val="22"/>
+          <w:szCs w:val="22"/>
+          <w:rtl w:val="off"/>
+        </w:rPr>
+        <w:t>패킷 매니저를 추가하여 패킷을 식별하고 패킷 타입에 맞는 핸들러 함수를 호출하도록 구현</w:t>
+      </w:r>
+    </w:p>
+    <w:p>
+      <w:pPr>
+        <w:rPr>
+          <w:lang w:eastAsia="ko-KR"/>
+          <w:rFonts w:hint="eastAsia"/>
+          <w:b w:val="0"/>
+          <w:bCs w:val="0"/>
+          <w:sz w:val="22"/>
+          <w:szCs w:val="22"/>
+          <w:rtl w:val="off"/>
+        </w:rPr>
+      </w:pPr>
+    </w:p>
+    <w:p>
+      <w:pPr>
+        <w:rPr>
+          <w:lang w:eastAsia="ko-KR"/>
+          <w:rFonts w:hint="eastAsia"/>
+          <w:b/>
+          <w:bCs/>
+          <w:sz w:val="22"/>
+          <w:rtl w:val="off"/>
+        </w:rPr>
+      </w:pPr>
+      <w:r>
+        <w:rPr>
+          <w:lang w:eastAsia="ko-KR"/>
+          <w:b/>
+          <w:bCs/>
+          <w:sz w:val="22"/>
+          <w:rtl w:val="off"/>
+        </w:rPr>
+        <w:t>· Assimp를 통한 fbx파일 텍스쳐 매핑 적용</w:t>
+      </w:r>
+    </w:p>
+    <w:p>
+      <w:pPr>
+        <w:rPr>
+          <w:lang w:eastAsia="ko-KR"/>
+          <w:rFonts w:hint="eastAsia"/>
+          <w:b w:val="0"/>
+          <w:bCs w:val="0"/>
+          <w:sz w:val="22"/>
+          <w:szCs w:val="22"/>
+          <w:rtl w:val="off"/>
+        </w:rPr>
+      </w:pPr>
+      <w:r>
+        <w:rPr>
+          <w:lang w:eastAsia="ko-KR"/>
+          <w:rFonts w:hint="eastAsia"/>
+          <w:b w:val="0"/>
+          <w:bCs w:val="0"/>
+          <w:sz w:val="22"/>
+          <w:szCs w:val="22"/>
+          <w:rtl w:val="off"/>
+        </w:rPr>
+        <w:drawing>
+          <wp:anchor distT="0" distB="0" distL="114300" distR="114300" behindDoc="0" locked="0" layoutInCell="1" simplePos="0" relativeHeight="251662336" allowOverlap="1" hidden="0">
+            <wp:simplePos x="0" y="0"/>
+            <wp:positionH relativeFrom="column">
+              <wp:posOffset>0</wp:posOffset>
+            </wp:positionH>
+            <wp:positionV relativeFrom="paragraph">
+              <wp:posOffset>0</wp:posOffset>
+            </wp:positionV>
+            <wp:extent cx="3548120" cy="2407338"/>
+            <wp:effectExtent l="0" t="0" r="0" b="0"/>
+            <wp:wrapTight wrapText="bothSides">
+              <wp:wrapPolygon edited="0">
+                <wp:start x="0" y="0"/>
+                <wp:lineTo x="21599" y="0"/>
+                <wp:lineTo x="21599" y="21600"/>
+                <wp:lineTo x="0" y="21600"/>
+                <wp:lineTo x="0" y="0"/>
+              </wp:wrapPolygon>
+            </wp:wrapTight>
+            <wp:docPr id="1027" name="shape1027" hidden="0"/>
+            <wp:cNvGraphicFramePr>
+              <a:graphicFrameLocks xmlns:a="http://schemas.openxmlformats.org/drawingml/2006/main" noChangeAspect="1"/>
+            </wp:cNvGraphicFramePr>
+            <a:graphic xmlns:a="http://schemas.openxmlformats.org/drawingml/2006/main">
+              <a:graphicData uri="http://schemas.openxmlformats.org/drawingml/2006/picture">
+                <pic:pic xmlns:pic="http://schemas.openxmlformats.org/drawingml/2006/picture">
+                  <pic:nvPicPr>
+                    <pic:cNvPr id="0" name="이미지"/>
+                    <pic:cNvPicPr preferRelativeResize="1">
+                      <a:picLocks noChangeAspect="1"/>
+                    </pic:cNvPicPr>
+                  </pic:nvPicPr>
+                  <pic:blipFill>
+                    <a:blip r:embed="rId3">
+                      <a:extLst>
+                        <a:ext uri="{28A0092B-C50C-407E-A947-70E740481C1C}">
+                          <a14:useLocalDpi xmlns:a14="http://schemas.microsoft.com/office/drawing/2010/main" val="0"/>
+                        </a:ext>
+                      </a:extLst>
+                    </a:blip>
+                    <a:srcRect/>
+                    <a:stretch>
+                      <a:fillRect/>
+                    </a:stretch>
+                  </pic:blipFill>
+                  <pic:spPr>
+                    <a:xfrm>
+                      <a:off x="0" y="0"/>
+                      <a:ext cx="3548120" cy="2407338"/>
+                    </a:xfrm>
+                    <a:prstGeom prst="rect"/>
+                  </pic:spPr>
+                </pic:pic>
+              </a:graphicData>
+            </a:graphic>
+          </wp:anchor>
+        </w:drawing>
+      </w:r>
+      <w:r>
+        <w:rPr>
+          <w:lang w:eastAsia="ko-KR"/>
+          <w:rFonts w:hint="eastAsia"/>
+          <w:b w:val="0"/>
+          <w:bCs w:val="0"/>
+          <w:sz w:val="22"/>
+          <w:szCs w:val="22"/>
+          <w:rtl w:val="off"/>
+        </w:rPr>
+        <w:t xml:space="preserve">정점, 법선, 텍스쳐 좌표, 재질, </w:t>
+      </w:r>
+      <w:r>
+        <w:rPr>
+          <w:lang w:eastAsia="ko-KR"/>
+          <w:rFonts w:hint="eastAsia"/>
+          <w:b w:val="0"/>
+          <w:bCs w:val="0"/>
+          <w:sz w:val="22"/>
+          <w:szCs w:val="22"/>
+          <w:rtl w:val="off"/>
+        </w:rPr>
+        <w:br/>
+      </w:r>
+      <w:r>
+        <w:rPr>
+          <w:lang w:eastAsia="ko-KR"/>
+          <w:rFonts w:hint="eastAsia"/>
+          <w:b w:val="0"/>
+          <w:bCs w:val="0"/>
+          <w:sz w:val="22"/>
+          <w:szCs w:val="22"/>
+          <w:rtl w:val="off"/>
+        </w:rPr>
+        <w:t>확산색상(Diffuse Color), 텍스처 파일 경로,</w:t>
+      </w:r>
+      <w:r>
+        <w:rPr>
+          <w:lang w:eastAsia="ko-KR"/>
+          <w:rFonts w:hint="eastAsia"/>
+          <w:b w:val="0"/>
+          <w:bCs w:val="0"/>
+          <w:sz w:val="22"/>
+          <w:szCs w:val="22"/>
+          <w:rtl w:val="off"/>
+        </w:rPr>
+        <w:br/>
+      </w:r>
+      <w:r>
+        <w:rPr>
+          <w:lang w:eastAsia="ko-KR"/>
+          <w:rFonts w:hint="eastAsia"/>
+          <w:b w:val="0"/>
+          <w:bCs w:val="0"/>
+          <w:sz w:val="22"/>
+          <w:szCs w:val="22"/>
+          <w:rtl w:val="off"/>
+        </w:rPr>
+        <w:t>인덱스 정보, 노드 및 자식노드 확인해서 fbx파일을 로드</w:t>
+      </w:r>
+    </w:p>
+    <w:p>
+      <w:pPr>
+        <w:rPr>
+          <w:lang w:eastAsia="ko-KR"/>
+          <w:rFonts w:hint="eastAsia"/>
+          <w:b w:val="0"/>
+          <w:bCs w:val="0"/>
+          <w:sz w:val="22"/>
+          <w:szCs w:val="22"/>
+          <w:rtl w:val="off"/>
+        </w:rPr>
+      </w:pPr>
+    </w:p>
+    <w:p>
+      <w:pPr>
+        <w:rPr>
+          <w:lang w:eastAsia="ko-KR"/>
+          <w:rFonts w:hint="eastAsia"/>
+          <w:b w:val="0"/>
+          <w:bCs w:val="0"/>
+          <w:sz w:val="22"/>
+          <w:szCs w:val="22"/>
+          <w:rtl w:val="off"/>
+        </w:rPr>
+      </w:pPr>
+      <w:r>
+        <w:rPr>
+          <w:lang w:eastAsia="ko-KR"/>
+          <w:b w:val="0"/>
+          <w:bCs w:val="0"/>
+          <w:sz w:val="22"/>
+          <w:szCs w:val="22"/>
+          <w:rtl w:val="off"/>
+        </w:rPr>
+        <w:t>&lt;- 사진은 텍스쳐가 적용된 모델의 모습</w:t>
+      </w:r>
+    </w:p>
+    <w:p>
+      <w:pPr>
+        <w:rPr>
+          <w:lang w:eastAsia="ko-KR"/>
+          <w:rFonts w:hint="eastAsia"/>
+          <w:b w:val="0"/>
+          <w:bCs w:val="0"/>
+          <w:sz w:val="22"/>
+          <w:szCs w:val="22"/>
+          <w:rtl w:val="off"/>
+        </w:rPr>
+      </w:pPr>
+    </w:p>
+    <w:p>
+      <w:pPr>
+        <w:rPr>
+          <w:lang w:eastAsia="ko-KR"/>
+          <w:rFonts w:hint="eastAsia"/>
+          <w:b w:val="0"/>
+          <w:bCs w:val="0"/>
+          <w:sz w:val="22"/>
+          <w:szCs w:val="22"/>
+          <w:rtl w:val="off"/>
+        </w:rPr>
+      </w:pPr>
+    </w:p>
+    <w:p>
+      <w:pPr>
+        <w:rPr>
+          <w:lang w:eastAsia="ko-KR"/>
+          <w:rFonts w:hint="eastAsia"/>
+          <w:b w:val="0"/>
+          <w:bCs w:val="0"/>
+          <w:sz w:val="22"/>
+          <w:szCs w:val="22"/>
+          <w:rtl w:val="off"/>
+        </w:rPr>
+      </w:pPr>
+    </w:p>
+    <w:p>
+      <w:pPr>
+        <w:rPr>
+          <w:lang w:eastAsia="ko-KR"/>
+          <w:rFonts w:hint="eastAsia"/>
+          <w:b/>
+          <w:bCs/>
+          <w:sz w:val="22"/>
+          <w:rtl w:val="off"/>
+        </w:rPr>
+      </w:pPr>
+      <w:r>
+        <w:rPr>
+          <w:lang w:eastAsia="ko-KR"/>
+          <w:b/>
+          <w:bCs/>
+          <w:sz w:val="22"/>
+          <w:rtl w:val="off"/>
+        </w:rPr>
+        <w:t>· 언리얼 엔진을 통한 대략적인 첫번째 적 성의 모습 제작</w:t>
+      </w:r>
+    </w:p>
+    <w:p>
+      <w:pPr>
+        <w:rPr>
+          <w:lang w:eastAsia="ko-KR"/>
+          <w:rFonts w:hint="eastAsia"/>
+          <w:b w:val="0"/>
+          <w:bCs w:val="0"/>
+          <w:sz w:val="22"/>
+          <w:szCs w:val="22"/>
+          <w:rtl w:val="off"/>
+        </w:rPr>
+      </w:pPr>
+      <w:r>
+        <w:rPr>
+          <w:lang w:eastAsia="ko-KR"/>
+          <w:rFonts w:hint="eastAsia"/>
+          <w:b w:val="0"/>
+          <w:bCs w:val="0"/>
+          <w:sz w:val="22"/>
+          <w:szCs w:val="22"/>
+          <w:rtl w:val="off"/>
+        </w:rPr>
+        <w:drawing>
+          <wp:anchor distT="0" distB="0" distL="114300" distR="114300" behindDoc="0" locked="0" layoutInCell="1" simplePos="0" relativeHeight="251663360" allowOverlap="1" hidden="0">
+            <wp:simplePos x="0" y="0"/>
+            <wp:positionH relativeFrom="column">
+              <wp:posOffset>0</wp:posOffset>
+            </wp:positionH>
+            <wp:positionV relativeFrom="paragraph">
+              <wp:posOffset>0</wp:posOffset>
+            </wp:positionV>
+            <wp:extent cx="6464935" cy="3448047"/>
+            <wp:effectExtent l="0" t="0" r="0" b="0"/>
+            <wp:wrapTight wrapText="bothSides">
+              <wp:wrapPolygon edited="0">
+                <wp:start x="0" y="0"/>
+                <wp:lineTo x="21599" y="0"/>
+                <wp:lineTo x="21599" y="21600"/>
+                <wp:lineTo x="0" y="21600"/>
+                <wp:lineTo x="0" y="0"/>
+              </wp:wrapPolygon>
+            </wp:wrapTight>
+            <wp:docPr id="1028" name="shape1028" hidden="0"/>
+            <wp:cNvGraphicFramePr>
+              <a:graphicFrameLocks xmlns:a="http://schemas.openxmlformats.org/drawingml/2006/main" noChangeAspect="1"/>
+            </wp:cNvGraphicFramePr>
+            <a:graphic xmlns:a="http://schemas.openxmlformats.org/drawingml/2006/main">
+              <a:graphicData uri="http://schemas.openxmlformats.org/drawingml/2006/picture">
+                <pic:pic xmlns:pic="http://schemas.openxmlformats.org/drawingml/2006/picture">
+                  <pic:nvPicPr>
+                    <pic:cNvPr id="0" name="이미지"/>
+                    <pic:cNvPicPr preferRelativeResize="1">
+                      <a:picLocks noChangeAspect="1"/>
+                    </pic:cNvPicPr>
+                  </pic:nvPicPr>
+                  <pic:blipFill>
+                    <a:blip r:embed="rId4">
+                      <a:extLst>
+                        <a:ext uri="{28A0092B-C50C-407E-A947-70E740481C1C}">
+                          <a14:useLocalDpi xmlns:a14="http://schemas.microsoft.com/office/drawing/2010/main" val="0"/>
+                        </a:ext>
+                      </a:extLst>
+                    </a:blip>
+                    <a:srcRect/>
+                    <a:stretch>
+                      <a:fillRect/>
+                    </a:stretch>
+                  </pic:blipFill>
+                  <pic:spPr>
+                    <a:xfrm>
+                      <a:off x="0" y="0"/>
+                      <a:ext cx="6464935" cy="3448047"/>
+                    </a:xfrm>
+                    <a:prstGeom prst="rect"/>
+                  </pic:spPr>
+                </pic:pic>
+              </a:graphicData>
+            </a:graphic>
+          </wp:anchor>
+        </w:drawing>
+      </w:r>
+      <w:r>
+        <w:rPr>
+          <w:lang w:eastAsia="ko-KR"/>
+          <w:rFonts w:hint="eastAsia"/>
+          <w:b w:val="0"/>
+          <w:bCs w:val="0"/>
+          <w:sz w:val="22"/>
+          <w:szCs w:val="22"/>
+          <w:rtl w:val="off"/>
+        </w:rPr>
+        <w:t xml:space="preserve">총 3단계 구조이며 시장(시민 공간), 대포(병사 공간), 보스층 이렇게 3개의 층으로 구성됨 </w:t>
+      </w:r>
+    </w:p>
+    <w:p>
+      <w:pPr>
+        <w:rPr>
+          <w:b w:val="0"/>
+          <w:bCs w:val="0"/>
+          <w:sz w:val="22"/>
+          <w:szCs w:val="22"/>
         </w:rPr>
       </w:pPr>
     </w:p>
@@ -416,6 +1424,13 @@
             <w:pPr>
               <w:jc w:val="left"/>
             </w:pPr>
+            <w:r>
+              <w:rPr>
+                <w:lang w:eastAsia="ko-KR"/>
+                <w:rtl w:val="off"/>
+              </w:rPr>
+              <w:t>언리얼 엔진을 이용하여 배치 한 것을 가져올 수 없음</w:t>
+            </w:r>
           </w:p>
         </w:tc>
         <w:tc>
@@ -450,6 +1465,13 @@
             <w:pPr>
               <w:jc w:val="left"/>
             </w:pPr>
+            <w:r>
+              <w:rPr>
+                <w:lang w:eastAsia="ko-KR"/>
+                <w:rtl w:val="off"/>
+              </w:rPr>
+              <w:t>언리얼 엔진 데이터 추출 및 프로젝트에서 사용할 수 있도록 파서 제작</w:t>
+            </w:r>
           </w:p>
         </w:tc>
       </w:tr>
@@ -585,6 +1607,14 @@
                 <w:szCs w:val="20"/>
               </w:rPr>
             </w:pPr>
+            <w:r>
+              <w:rPr>
+                <w:lang w:eastAsia="ko-KR"/>
+                <w:szCs w:val="20"/>
+                <w:rtl w:val="off"/>
+              </w:rPr>
+              <w:t>언리얼 데이터 추출 및 파서 제작</w:t>
+            </w:r>
           </w:p>
         </w:tc>
       </w:tr>

--- a/작업일지/1주차.docx
+++ b/작업일지/1주차.docx
@@ -1,6 +1,6 @@
 
 <file path=word/document.xml><?xml version="1.0" encoding="utf-8"?>
-<w:document xmlns:wpc="http://schemas.microsoft.com/office/word/2010/wordprocessingCanvas" xmlns:mc="http://schemas.openxmlformats.org/markup-compatibility/2006" xmlns:o="urn:schemas-microsoft-com:office:office" xmlns:r="http://schemas.openxmlformats.org/officeDocument/2006/relationships" xmlns:m="http://schemas.openxmlformats.org/officeDocument/2006/math" xmlns:v="urn:schemas-microsoft-com:vml" xmlns:wp14="http://schemas.microsoft.com/office/word/2010/wordprocessingDrawing" xmlns:wp="http://schemas.openxmlformats.org/drawingml/2006/wordprocessingDrawing" xmlns:w10="urn:schemas-microsoft-com:office:word" xmlns:w="http://schemas.openxmlformats.org/wordprocessingml/2006/main" xmlns:w14="http://schemas.microsoft.com/office/word/2010/wordml" xmlns:w15="http://schemas.microsoft.com/office/word/2012/wordml" xmlns:wpg="http://schemas.microsoft.com/office/word/2010/wordprocessingGroup" xmlns:wpi="http://schemas.microsoft.com/office/word/2010/wordprocessingInk" xmlns:wne="http://schemas.microsoft.com/office/word/2006/wordml" xmlns:wps="http://schemas.microsoft.com/office/word/2010/wordprocessingShape">
+<w:document xmlns:wpc="http://schemas.microsoft.com/office/word/2010/wordprocessingCanvas" xmlns:cx="http://schemas.microsoft.com/office/drawing/2014/chartex" xmlns:cx1="http://schemas.microsoft.com/office/drawing/2015/9/8/chartex" xmlns:cx2="http://schemas.microsoft.com/office/drawing/2015/10/21/chartex" xmlns:cx3="http://schemas.microsoft.com/office/drawing/2016/5/9/chartex" xmlns:cx4="http://schemas.microsoft.com/office/drawing/2016/5/10/chartex" xmlns:cx5="http://schemas.microsoft.com/office/drawing/2016/5/11/chartex" xmlns:cx6="http://schemas.microsoft.com/office/drawing/2016/5/12/chartex" xmlns:cx7="http://schemas.microsoft.com/office/drawing/2016/5/13/chartex" xmlns:cx8="http://schemas.microsoft.com/office/drawing/2016/5/14/chartex" xmlns:mc="http://schemas.openxmlformats.org/markup-compatibility/2006" xmlns:aink="http://schemas.microsoft.com/office/drawing/2016/ink" xmlns:am3d="http://schemas.microsoft.com/office/drawing/2017/model3d" xmlns:o="urn:schemas-microsoft-com:office:office" xmlns:oel="http://schemas.microsoft.com/office/2019/extlst" xmlns:r="http://schemas.openxmlformats.org/officeDocument/2006/relationships" xmlns:m="http://schemas.openxmlformats.org/officeDocument/2006/math" xmlns:v="urn:schemas-microsoft-com:vml" xmlns:wp14="http://schemas.microsoft.com/office/word/2010/wordprocessingDrawing" xmlns:wp="http://schemas.openxmlformats.org/drawingml/2006/wordprocessingDrawing" xmlns:w10="urn:schemas-microsoft-com:office:word" xmlns:w="http://schemas.openxmlformats.org/wordprocessingml/2006/main" xmlns:w14="http://schemas.microsoft.com/office/word/2010/wordml" xmlns:w15="http://schemas.microsoft.com/office/word/2012/wordml" xmlns:w16cex="http://schemas.microsoft.com/office/word/2018/wordml/cex" xmlns:w16cid="http://schemas.microsoft.com/office/word/2016/wordml/cid" xmlns:w16="http://schemas.microsoft.com/office/word/2018/wordml" xmlns:w16du="http://schemas.microsoft.com/office/word/2023/wordml/word16du" xmlns:w16sdtdh="http://schemas.microsoft.com/office/word/2020/wordml/sdtdatahash" xmlns:w16sdtfl="http://schemas.microsoft.com/office/word/2024/wordml/sdtformatlock" xmlns:w16se="http://schemas.microsoft.com/office/word/2015/wordml/symex" xmlns:wpg="http://schemas.microsoft.com/office/word/2010/wordprocessingGroup" xmlns:wpi="http://schemas.microsoft.com/office/word/2010/wordprocessingInk" xmlns:wne="http://schemas.microsoft.com/office/word/2006/wordml" xmlns:wps="http://schemas.microsoft.com/office/word/2010/wordprocessingShape" mc:Ignorable="w14 w15 w16se w16cid w16 w16cex w16sdtdh w16sdtfl w16du wp14">
   <w:body>
     <w:tbl>
       <w:tblPr>
@@ -19,7 +19,7 @@
       </w:tblGrid>
       <w:tr>
         <w:trPr>
-          <w:trHeight w:val="888" w:hRule="atLeast"/>
+          <w:trHeight w:val="888"/>
         </w:trPr>
         <w:tc>
           <w:tcPr>
@@ -70,10 +70,8 @@
             </w:pPr>
             <w:r>
               <w:rPr>
-                <w:lang w:eastAsia="ko-KR"/>
                 <w:rFonts w:hint="eastAsia"/>
                 <w:szCs w:val="20"/>
-                <w:rtl w:val="off"/>
               </w:rPr>
               <w:t>2021180009 박경준</w:t>
             </w:r>
@@ -85,10 +83,8 @@
             </w:r>
             <w:r>
               <w:rPr>
-                <w:lang w:eastAsia="ko-KR"/>
                 <w:rFonts w:hint="eastAsia"/>
                 <w:szCs w:val="20"/>
-                <w:rtl w:val="off"/>
               </w:rPr>
               <w:t>2021180010 박대원</w:t>
             </w:r>
@@ -97,13 +93,6 @@
                 <w:szCs w:val="20"/>
               </w:rPr>
               <w:br/>
-            </w:r>
-            <w:r>
-              <w:rPr>
-                <w:lang w:eastAsia="ko-KR"/>
-                <w:szCs w:val="20"/>
-                <w:rtl w:val="off"/>
-              </w:rPr>
               <w:t>2021180035 임찬진</w:t>
             </w:r>
           </w:p>
@@ -146,10 +135,8 @@
             </w:pPr>
             <w:r>
               <w:rPr>
-                <w:lang w:eastAsia="ko-KR"/>
                 <w:sz w:val="24"/>
                 <w:szCs w:val="24"/>
-                <w:rtl w:val="off"/>
               </w:rPr>
               <w:t>임박박전설의시작</w:t>
             </w:r>
@@ -158,7 +145,7 @@
       </w:tr>
       <w:tr>
         <w:trPr>
-          <w:trHeight w:val="648" w:hRule="atLeast"/>
+          <w:trHeight w:val="648"/>
         </w:trPr>
         <w:tc>
           <w:tcPr>
@@ -244,32 +231,7 @@
                 <w:rFonts w:hint="eastAsia"/>
                 <w:b/>
               </w:rPr>
-              <w:t>2025.</w:t>
-            </w:r>
-            <w:r>
-              <w:rPr>
-                <w:lang w:eastAsia="ko-KR"/>
-                <w:rFonts w:hint="eastAsia"/>
-                <w:b/>
-                <w:rtl w:val="off"/>
-              </w:rPr>
-              <w:t>08.11</w:t>
-            </w:r>
-            <w:r>
-              <w:rPr>
-                <w:rFonts w:hint="eastAsia"/>
-                <w:b/>
-              </w:rPr>
-              <w:t xml:space="preserve"> ~ 2025.0</w:t>
-            </w:r>
-            <w:r>
-              <w:rPr>
-                <w:lang w:eastAsia="ko-KR"/>
-                <w:rFonts w:hint="eastAsia"/>
-                <w:b/>
-                <w:rtl w:val="off"/>
-              </w:rPr>
-              <w:t>8.17</w:t>
+              <w:t>2025.08.11 ~ 2025.08.17</w:t>
             </w:r>
           </w:p>
         </w:tc>
@@ -327,7 +289,7 @@
       </w:tr>
       <w:tr>
         <w:trPr>
-          <w:trHeight w:val="1266" w:hRule="atLeast"/>
+          <w:trHeight w:val="1266"/>
         </w:trPr>
         <w:tc>
           <w:tcPr>
@@ -362,19 +324,14 @@
             <w:pPr>
               <w:jc w:val="left"/>
               <w:rPr>
-                <w:lang w:eastAsia="ko-KR"/>
-                <w:rFonts w:hint="eastAsia"/>
                 <w:b/>
                 <w:bCs/>
-                <w:rtl w:val="off"/>
-              </w:rPr>
-            </w:pPr>
-            <w:r>
-              <w:rPr>
-                <w:lang w:eastAsia="ko-KR"/>
+              </w:rPr>
+            </w:pPr>
+            <w:r>
+              <w:rPr>
                 <w:b/>
                 <w:bCs/>
-                <w:rtl w:val="off"/>
               </w:rPr>
               <w:t>· 카메라 클래스 생성 및 3인칭 게임모드 적용</w:t>
             </w:r>
@@ -383,54 +340,41 @@
             <w:pPr>
               <w:jc w:val="left"/>
               <w:rPr>
-                <w:lang w:eastAsia="ko-KR"/>
-                <w:rFonts w:hint="eastAsia"/>
                 <w:b/>
                 <w:bCs/>
-                <w:rtl w:val="off"/>
-              </w:rPr>
-            </w:pPr>
-            <w:r>
-              <w:rPr>
-                <w:lang w:eastAsia="ko-KR"/>
+              </w:rPr>
+            </w:pPr>
+            <w:r>
+              <w:rPr>
                 <w:b/>
                 <w:bCs/>
-                <w:rtl w:val="off"/>
               </w:rPr>
               <w:t>· 코딩 컨벤션 정립과 그에 따른 변수명 수정</w:t>
             </w:r>
           </w:p>
           <w:p>
             <w:pPr>
-              <w:jc w:val="left"/>
               <w:tabs>
                 <w:tab w:val="left" w:pos="2928"/>
               </w:tabs>
-              <w:rPr>
-                <w:lang w:eastAsia="ko-KR"/>
-                <w:rFonts w:hint="eastAsia"/>
+              <w:jc w:val="left"/>
+              <w:rPr>
                 <w:b/>
                 <w:bCs/>
-                <w:rtl w:val="off"/>
-              </w:rPr>
-            </w:pPr>
-            <w:r>
-              <w:rPr>
-                <w:lang w:eastAsia="ko-KR"/>
+              </w:rPr>
+            </w:pPr>
+            <w:r>
+              <w:rPr>
                 <w:b/>
                 <w:bCs/>
-                <w:rtl w:val="off"/>
               </w:rPr>
               <w:t xml:space="preserve">· </w:t>
             </w:r>
             <w:r>
               <w:rPr>
-                <w:lang w:eastAsia="ko-KR"/>
                 <w:b/>
                 <w:bCs/>
-                <w:sz w:val="20"/>
                 <w:szCs w:val="20"/>
-                <w:rtl w:val="off"/>
               </w:rPr>
               <w:t>MO 서버 구현 및 패킷 매니저 제작</w:t>
             </w:r>
@@ -439,19 +383,14 @@
             <w:pPr>
               <w:jc w:val="left"/>
               <w:rPr>
-                <w:lang w:eastAsia="ko-KR"/>
-                <w:rFonts w:hint="eastAsia"/>
                 <w:b/>
                 <w:bCs/>
-                <w:rtl w:val="off"/>
-              </w:rPr>
-            </w:pPr>
-            <w:r>
-              <w:rPr>
-                <w:lang w:eastAsia="ko-KR"/>
+              </w:rPr>
+            </w:pPr>
+            <w:r>
+              <w:rPr>
                 <w:b/>
                 <w:bCs/>
-                <w:rtl w:val="off"/>
               </w:rPr>
               <w:t>· Assimp를 통한 fbx파일 텍스쳐 매핑 적용</w:t>
             </w:r>
@@ -466,10 +405,8 @@
             </w:pPr>
             <w:r>
               <w:rPr>
-                <w:lang w:eastAsia="ko-KR"/>
                 <w:b/>
                 <w:bCs/>
-                <w:rtl w:val="off"/>
               </w:rPr>
               <w:t>· 언리얼 엔진을 통해 대략적인 첫번째 적 성의 모습 제작</w:t>
             </w:r>
@@ -480,54 +417,47 @@
     <w:p>
       <w:pPr>
         <w:rPr>
-          <w:lang w:eastAsia="ko-KR"/>
+          <w:b/>
+          <w:sz w:val="22"/>
+        </w:rPr>
+      </w:pPr>
+      <w:r>
+        <w:rPr>
           <w:rFonts w:hint="eastAsia"/>
           <w:b/>
           <w:sz w:val="22"/>
-          <w:rtl w:val="off"/>
-        </w:rPr>
-      </w:pPr>
-      <w:r>
-        <w:rPr>
-          <w:rFonts w:hint="eastAsia"/>
+        </w:rPr>
+        <w:t>&lt;상세 수행내용&gt;</w:t>
+      </w:r>
+    </w:p>
+    <w:p>
+      <w:pPr>
+        <w:rPr>
           <w:b/>
           <w:sz w:val="22"/>
         </w:rPr>
-        <w:t>&lt;상세 수행내용&gt;</w:t>
-      </w:r>
-    </w:p>
-    <w:p>
-      <w:pPr>
+      </w:pPr>
+      <w:r>
         <w:rPr>
           <w:b/>
           <w:sz w:val="22"/>
         </w:rPr>
-      </w:pPr>
-      <w:r>
-        <w:rPr>
-          <w:lang w:eastAsia="ko-KR"/>
-          <w:b/>
-          <w:sz w:val="22"/>
-          <w:rtl w:val="off"/>
-        </w:rPr>
         <w:t>· 카메라 3인칭 적용</w:t>
       </w:r>
     </w:p>
     <w:p>
       <w:pPr>
         <w:rPr>
-          <w:lang w:eastAsia="ko-KR"/>
-          <w:rFonts w:hint="eastAsia"/>
           <w:szCs w:val="20"/>
-          <w:rtl w:val="off"/>
-        </w:rPr>
-      </w:pPr>
-      <w:r>
-        <w:rPr>
+        </w:rPr>
+      </w:pPr>
+      <w:r>
+        <w:rPr>
+          <w:noProof/>
           <w:szCs w:val="20"/>
         </w:rPr>
         <w:drawing>
-          <wp:anchor distT="0" distB="0" distL="114300" distR="114300" behindDoc="0" locked="0" layoutInCell="1" simplePos="0" relativeHeight="251660288" allowOverlap="1" hidden="0">
+          <wp:anchor distT="0" distB="0" distL="114300" distR="114300" simplePos="0" relativeHeight="251660288" behindDoc="0" locked="0" layoutInCell="1" hidden="0" allowOverlap="1" wp14:anchorId="2B14DA3E" wp14:editId="64F28AA6">
             <wp:simplePos x="0" y="0"/>
             <wp:positionH relativeFrom="column">
               <wp:posOffset>-9525</wp:posOffset>
@@ -546,7 +476,7 @@
                 <wp:lineTo x="0" y="0"/>
               </wp:wrapPolygon>
             </wp:wrapTight>
-            <wp:docPr id="1025" name="shape1025" hidden="0"/>
+            <wp:docPr id="1025" name="shape1025"/>
             <wp:cNvGraphicFramePr>
               <a:graphicFrameLocks xmlns:a="http://schemas.openxmlformats.org/drawingml/2006/main" noChangeAspect="1"/>
             </wp:cNvGraphicFramePr>
@@ -555,12 +485,12 @@
                 <pic:pic xmlns:pic="http://schemas.openxmlformats.org/drawingml/2006/picture">
                   <pic:nvPicPr>
                     <pic:cNvPr id="0" name="이미지"/>
-                    <pic:cNvPicPr preferRelativeResize="1">
+                    <pic:cNvPicPr>
                       <a:picLocks noChangeAspect="1"/>
                     </pic:cNvPicPr>
                   </pic:nvPicPr>
                   <pic:blipFill>
-                    <a:blip r:embed="rId1">
+                    <a:blip r:embed="rId6" cstate="print">
                       <a:extLst>
                         <a:ext uri="{28A0092B-C50C-407E-A947-70E740481C1C}">
                           <a14:useLocalDpi xmlns:a14="http://schemas.microsoft.com/office/drawing/2010/main" val="0"/>
@@ -577,7 +507,9 @@
                       <a:off x="0" y="0"/>
                       <a:ext cx="3083560" cy="2130443"/>
                     </a:xfrm>
-                    <a:prstGeom prst="rect"/>
+                    <a:prstGeom prst="rect">
+                      <a:avLst/>
+                    </a:prstGeom>
                   </pic:spPr>
                 </pic:pic>
               </a:graphicData>
@@ -587,13 +519,12 @@
       </w:r>
       <w:r>
         <w:rPr>
-          <w:lang w:eastAsia="ko-KR"/>
           <w:rFonts w:hint="eastAsia"/>
+          <w:noProof/>
           <w:szCs w:val="20"/>
-          <w:rtl w:val="off"/>
         </w:rPr>
         <w:drawing>
-          <wp:anchor distT="0" distB="0" distL="114300" distR="114300" behindDoc="0" locked="0" layoutInCell="1" simplePos="0" relativeHeight="251661312" allowOverlap="1" hidden="0">
+          <wp:anchor distT="0" distB="0" distL="114300" distR="114300" simplePos="0" relativeHeight="251661312" behindDoc="0" locked="0" layoutInCell="1" hidden="0" allowOverlap="1" wp14:anchorId="18E909CE" wp14:editId="6874C1CB">
             <wp:simplePos x="0" y="0"/>
             <wp:positionH relativeFrom="column">
               <wp:posOffset>3353117</wp:posOffset>
@@ -612,7 +543,7 @@
                 <wp:lineTo x="0" y="0"/>
               </wp:wrapPolygon>
             </wp:wrapTight>
-            <wp:docPr id="1026" name="shape1026" hidden="0"/>
+            <wp:docPr id="1026" name="shape1026"/>
             <wp:cNvGraphicFramePr>
               <a:graphicFrameLocks xmlns:a="http://schemas.openxmlformats.org/drawingml/2006/main" noChangeAspect="1"/>
             </wp:cNvGraphicFramePr>
@@ -621,12 +552,12 @@
                 <pic:pic xmlns:pic="http://schemas.openxmlformats.org/drawingml/2006/picture">
                   <pic:nvPicPr>
                     <pic:cNvPr id="0" name="이미지"/>
-                    <pic:cNvPicPr preferRelativeResize="1">
+                    <pic:cNvPicPr>
                       <a:picLocks noChangeAspect="1"/>
                     </pic:cNvPicPr>
                   </pic:nvPicPr>
                   <pic:blipFill>
-                    <a:blip r:embed="rId2">
+                    <a:blip r:embed="rId7" cstate="print">
                       <a:extLst>
                         <a:ext uri="{28A0092B-C50C-407E-A947-70E740481C1C}">
                           <a14:useLocalDpi xmlns:a14="http://schemas.microsoft.com/office/drawing/2010/main" val="0"/>
@@ -643,7 +574,9 @@
                       <a:off x="0" y="0"/>
                       <a:ext cx="3222569" cy="2139347"/>
                     </a:xfrm>
-                    <a:prstGeom prst="rect"/>
+                    <a:prstGeom prst="rect">
+                      <a:avLst/>
+                    </a:prstGeom>
                   </pic:spPr>
                 </pic:pic>
               </a:graphicData>
@@ -653,84 +586,57 @@
       </w:r>
       <w:r>
         <w:rPr>
-          <w:lang w:eastAsia="ko-KR"/>
           <w:szCs w:val="20"/>
-          <w:rtl w:val="off"/>
         </w:rPr>
         <w:t>기존 자유시점 카메라</w:t>
       </w:r>
       <w:r>
         <w:rPr>
-          <w:lang w:eastAsia="ko-KR"/>
           <w:rFonts w:hint="eastAsia"/>
           <w:szCs w:val="20"/>
-          <w:rtl w:val="off"/>
         </w:rPr>
         <w:tab/>
       </w:r>
       <w:r>
         <w:rPr>
-          <w:lang w:eastAsia="ko-KR"/>
           <w:rFonts w:hint="eastAsia"/>
           <w:szCs w:val="20"/>
-          <w:rtl w:val="off"/>
         </w:rPr>
         <w:tab/>
       </w:r>
       <w:r>
         <w:rPr>
-          <w:lang w:eastAsia="ko-KR"/>
           <w:rFonts w:hint="eastAsia"/>
           <w:szCs w:val="20"/>
-          <w:rtl w:val="off"/>
         </w:rPr>
         <w:tab/>
       </w:r>
       <w:r>
         <w:rPr>
-          <w:lang w:eastAsia="ko-KR"/>
           <w:rFonts w:hint="eastAsia"/>
           <w:szCs w:val="20"/>
-          <w:rtl w:val="off"/>
         </w:rPr>
         <w:tab/>
       </w:r>
       <w:r>
         <w:rPr>
-          <w:lang w:eastAsia="ko-KR"/>
           <w:rFonts w:hint="eastAsia"/>
           <w:szCs w:val="20"/>
-          <w:rtl w:val="off"/>
         </w:rPr>
         <w:tab/>
-      </w:r>
-      <w:r>
-        <w:rPr>
-          <w:lang w:eastAsia="ko-KR"/>
+        <w:t>3인칭 카메라로 전환</w:t>
+      </w:r>
+    </w:p>
+    <w:p>
+      <w:pPr>
+        <w:rPr>
+          <w:sz w:val="22"/>
+        </w:rPr>
+      </w:pPr>
+      <w:r>
+        <w:rPr>
           <w:rFonts w:hint="eastAsia"/>
-          <w:szCs w:val="20"/>
-          <w:rtl w:val="off"/>
-        </w:rPr>
-        <w:t>3인칭 카메라로 전환</w:t>
-      </w:r>
-    </w:p>
-    <w:p>
-      <w:pPr>
-        <w:rPr>
-          <w:lang w:eastAsia="ko-KR"/>
-          <w:rFonts w:hint="eastAsia"/>
-          <w:sz w:val="22"/>
-          <w:szCs w:val="22"/>
-          <w:rtl w:val="off"/>
-        </w:rPr>
-      </w:pPr>
-      <w:r>
-        <w:rPr>
-          <w:lang w:eastAsia="ko-KR"/>
-          <w:rFonts w:hint="eastAsia"/>
-          <w:sz w:val="22"/>
-          <w:szCs w:val="22"/>
-          <w:rtl w:val="off"/>
+          <w:sz w:val="22"/>
         </w:rPr>
         <w:t>일정 거리의 오프셋을 두어 카메라 룩 벡터의 반대방향으로 오프셋만큼 떨어진 위치에 있도록 구현</w:t>
       </w:r>
@@ -738,31 +644,27 @@
     <w:p>
       <w:pPr>
         <w:rPr>
-          <w:lang w:eastAsia="ko-KR"/>
-          <w:rFonts w:hint="eastAsia"/>
-          <w:sz w:val="22"/>
-          <w:szCs w:val="22"/>
-          <w:rtl w:val="off"/>
-        </w:rPr>
-      </w:pPr>
-    </w:p>
-    <w:p>
-      <w:pPr>
-        <w:rPr>
-          <w:lang w:eastAsia="ko-KR"/>
-          <w:rFonts w:hint="eastAsia"/>
-          <w:sz w:val="22"/>
-          <w:szCs w:val="22"/>
-          <w:rtl w:val="off"/>
-        </w:rPr>
-      </w:pPr>
-      <w:r>
-        <w:rPr>
-          <w:lang w:eastAsia="ko-KR"/>
+          <w:sz w:val="22"/>
+        </w:rPr>
+      </w:pPr>
+      <w:r>
+        <w:rPr>
+          <w:sz w:val="22"/>
+        </w:rPr>
+        <w:t>(카메라 드득 거림 현상 해결해야 함 → 예상되는 이유는 아직 없음)</w:t>
+      </w:r>
+    </w:p>
+    <w:p>
+      <w:pPr>
+        <w:rPr>
+          <w:sz w:val="22"/>
+        </w:rPr>
+      </w:pPr>
+      <w:r>
+        <w:rPr>
           <w:b/>
           <w:bCs/>
           <w:sz w:val="22"/>
-          <w:rtl w:val="off"/>
         </w:rPr>
         <w:t>· 코딩 컨벤션 정립</w:t>
       </w:r>
@@ -770,125 +672,83 @@
     <w:p>
       <w:pPr>
         <w:rPr>
-          <w:lang w:eastAsia="ko-KR"/>
+          <w:sz w:val="22"/>
+        </w:rPr>
+      </w:pPr>
+      <w:r>
+        <w:rPr>
           <w:rFonts w:hint="eastAsia"/>
           <w:sz w:val="22"/>
-          <w:szCs w:val="22"/>
-          <w:rtl w:val="off"/>
-        </w:rPr>
-      </w:pPr>
-      <w:r>
-        <w:rPr>
-          <w:lang w:eastAsia="ko-KR"/>
+        </w:rPr>
+        <w:t>클래스, 구조체, 함수 -&gt; PascalCase</w:t>
+      </w:r>
+    </w:p>
+    <w:p>
+      <w:pPr>
+        <w:rPr>
+          <w:sz w:val="22"/>
+        </w:rPr>
+      </w:pPr>
+      <w:r>
+        <w:rPr>
           <w:rFonts w:hint="eastAsia"/>
           <w:sz w:val="22"/>
-          <w:szCs w:val="22"/>
-          <w:rtl w:val="off"/>
-        </w:rPr>
-        <w:t>클래스, 구조체, 함수 -&gt; PascalCase</w:t>
-      </w:r>
-    </w:p>
-    <w:p>
-      <w:pPr>
-        <w:rPr>
-          <w:lang w:eastAsia="ko-KR"/>
+        </w:rPr>
+        <w:t>변수-&gt; camelCase</w:t>
+      </w:r>
+    </w:p>
+    <w:p>
+      <w:pPr>
+        <w:rPr>
+          <w:sz w:val="22"/>
+        </w:rPr>
+      </w:pPr>
+      <w:r>
+        <w:rPr>
           <w:rFonts w:hint="eastAsia"/>
           <w:sz w:val="22"/>
-          <w:szCs w:val="22"/>
-          <w:rtl w:val="off"/>
-        </w:rPr>
-      </w:pPr>
-      <w:r>
-        <w:rPr>
-          <w:lang w:eastAsia="ko-KR"/>
+        </w:rPr>
+        <w:t>(단, bool은 is붙이기)</w:t>
+      </w:r>
+    </w:p>
+    <w:p>
+      <w:pPr>
+        <w:rPr>
+          <w:sz w:val="22"/>
+        </w:rPr>
+      </w:pPr>
+      <w:r>
+        <w:rPr>
           <w:rFonts w:hint="eastAsia"/>
           <w:sz w:val="22"/>
-          <w:szCs w:val="22"/>
-          <w:rtl w:val="off"/>
-        </w:rPr>
-        <w:t>변수-&gt; camelCase</w:t>
-      </w:r>
-    </w:p>
-    <w:p>
-      <w:pPr>
-        <w:rPr>
-          <w:lang w:eastAsia="ko-KR"/>
+        </w:rPr>
+        <w:t>함수 파라미터 -&gt; 소문자</w:t>
+      </w:r>
+    </w:p>
+    <w:p>
+      <w:pPr>
+        <w:rPr>
+          <w:sz w:val="22"/>
+        </w:rPr>
+      </w:pPr>
+      <w:r>
+        <w:rPr>
           <w:rFonts w:hint="eastAsia"/>
           <w:sz w:val="22"/>
-          <w:szCs w:val="22"/>
-          <w:rtl w:val="off"/>
-        </w:rPr>
-      </w:pPr>
-      <w:r>
-        <w:rPr>
-          <w:lang w:eastAsia="ko-KR"/>
+        </w:rPr>
+        <w:t>멤버 변수 -&gt; _앞에 붙이기</w:t>
+      </w:r>
+    </w:p>
+    <w:p>
+      <w:pPr>
+        <w:rPr>
+          <w:sz w:val="22"/>
+        </w:rPr>
+      </w:pPr>
+      <w:r>
+        <w:rPr>
           <w:rFonts w:hint="eastAsia"/>
           <w:sz w:val="22"/>
-          <w:szCs w:val="22"/>
-          <w:rtl w:val="off"/>
-        </w:rPr>
-        <w:t>(단, bool은 is붙이기)</w:t>
-      </w:r>
-    </w:p>
-    <w:p>
-      <w:pPr>
-        <w:rPr>
-          <w:lang w:eastAsia="ko-KR"/>
-          <w:rFonts w:hint="eastAsia"/>
-          <w:sz w:val="22"/>
-          <w:szCs w:val="22"/>
-          <w:rtl w:val="off"/>
-        </w:rPr>
-      </w:pPr>
-      <w:r>
-        <w:rPr>
-          <w:lang w:eastAsia="ko-KR"/>
-          <w:rFonts w:hint="eastAsia"/>
-          <w:sz w:val="22"/>
-          <w:szCs w:val="22"/>
-          <w:rtl w:val="off"/>
-        </w:rPr>
-        <w:t>함수 파라미터 -&gt; 소문자</w:t>
-      </w:r>
-    </w:p>
-    <w:p>
-      <w:pPr>
-        <w:rPr>
-          <w:lang w:eastAsia="ko-KR"/>
-          <w:rFonts w:hint="eastAsia"/>
-          <w:sz w:val="22"/>
-          <w:szCs w:val="22"/>
-          <w:rtl w:val="off"/>
-        </w:rPr>
-      </w:pPr>
-      <w:r>
-        <w:rPr>
-          <w:lang w:eastAsia="ko-KR"/>
-          <w:rFonts w:hint="eastAsia"/>
-          <w:sz w:val="22"/>
-          <w:szCs w:val="22"/>
-          <w:rtl w:val="off"/>
-        </w:rPr>
-        <w:t>멤버 변수 -&gt; _앞에 붙이기</w:t>
-      </w:r>
-    </w:p>
-    <w:p>
-      <w:pPr>
-        <w:rPr>
-          <w:lang w:eastAsia="ko-KR"/>
-          <w:rFonts w:hint="eastAsia"/>
-          <w:sz w:val="22"/>
-          <w:szCs w:val="22"/>
-          <w:rtl w:val="off"/>
-        </w:rPr>
-      </w:pPr>
-      <w:r>
-        <w:rPr>
-          <w:lang w:eastAsia="ko-KR"/>
-          <w:rFonts w:hint="eastAsia"/>
-          <w:sz w:val="22"/>
-          <w:szCs w:val="22"/>
-          <w:rtl w:val="off"/>
         </w:rPr>
         <w:t>enum -&gt; SCREAMING_SNAKE_CASE</w:t>
       </w:r>
@@ -896,21 +756,16 @@
     <w:p>
       <w:pPr>
         <w:rPr>
-          <w:lang w:eastAsia="ko-KR"/>
-          <w:rFonts w:hint="eastAsia"/>
           <w:b/>
           <w:bCs/>
           <w:szCs w:val="20"/>
-          <w:rtl w:val="off"/>
-        </w:rPr>
-      </w:pPr>
-      <w:r>
-        <w:rPr>
-          <w:lang w:eastAsia="ko-KR"/>
+        </w:rPr>
+      </w:pPr>
+      <w:r>
+        <w:rPr>
           <w:b/>
           <w:bCs/>
           <w:szCs w:val="20"/>
-          <w:rtl w:val="off"/>
         </w:rPr>
         <w:t>해당 규칙에 따르도록 모든 이름 변경</w:t>
       </w:r>
@@ -918,33 +773,23 @@
     <w:p>
       <w:pPr>
         <w:rPr>
-          <w:lang w:eastAsia="ko-KR"/>
-          <w:rFonts w:hint="eastAsia"/>
           <w:szCs w:val="20"/>
-          <w:rtl w:val="off"/>
-        </w:rPr>
-      </w:pPr>
-    </w:p>
-    <w:p>
-      <w:pPr>
-        <w:rPr>
-          <w:lang w:eastAsia="ko-KR"/>
-          <w:rFonts w:hint="eastAsia"/>
+        </w:rPr>
+      </w:pPr>
+    </w:p>
+    <w:p>
+      <w:pPr>
+        <w:rPr>
           <w:b/>
           <w:bCs/>
           <w:sz w:val="22"/>
-          <w:szCs w:val="22"/>
-          <w:rtl w:val="off"/>
-        </w:rPr>
-      </w:pPr>
-      <w:r>
-        <w:rPr>
-          <w:lang w:eastAsia="ko-KR"/>
+        </w:rPr>
+      </w:pPr>
+      <w:r>
+        <w:rPr>
           <w:b/>
           <w:bCs/>
           <w:sz w:val="22"/>
-          <w:szCs w:val="22"/>
-          <w:rtl w:val="off"/>
         </w:rPr>
         <w:t>· MO 서버 구현 및 패킷 매니저 제작</w:t>
       </w:r>
@@ -952,82 +797,57 @@
     <w:p>
       <w:pPr>
         <w:rPr>
-          <w:lang w:eastAsia="ko-KR"/>
+          <w:sz w:val="22"/>
+        </w:rPr>
+      </w:pPr>
+      <w:r>
+        <w:rPr>
+          <w:sz w:val="22"/>
+        </w:rPr>
+        <w:lastRenderedPageBreak/>
+        <w:t>현재 게임의 진행방향이 MMO가 아닌 MO 서버가 더 적합하다고 판단 후 기존 MMO를 위한 서버가 아닌 MO를 위한 서버로 제작</w:t>
+      </w:r>
+    </w:p>
+    <w:p>
+      <w:pPr>
+        <w:rPr>
+          <w:sz w:val="22"/>
+        </w:rPr>
+      </w:pPr>
+      <w:r>
+        <w:rPr>
+          <w:sz w:val="22"/>
+        </w:rPr>
+        <w:t>패킷 매니저를 추가하여 패킷을 식별하고 패킷 타입에 맞는 핸들러 함수를 호출하도록 구현</w:t>
+      </w:r>
+    </w:p>
+    <w:p>
+      <w:pPr>
+        <w:rPr>
+          <w:sz w:val="22"/>
+        </w:rPr>
+      </w:pPr>
+      <w:r>
+        <w:rPr>
           <w:rFonts w:hint="eastAsia"/>
-          <w:b w:val="0"/>
-          <w:bCs w:val="0"/>
-          <w:sz w:val="22"/>
-          <w:szCs w:val="22"/>
-          <w:rtl w:val="off"/>
-        </w:rPr>
-      </w:pPr>
-      <w:r>
-        <w:rPr>
-          <w:lang w:eastAsia="ko-KR"/>
-          <w:b w:val="0"/>
-          <w:bCs w:val="0"/>
-          <w:sz w:val="22"/>
-          <w:szCs w:val="22"/>
-          <w:rtl w:val="off"/>
-        </w:rPr>
-        <w:t>현재 게임의 진행방향이 MMO가 아닌 MO 서버가 더 적합하다고 판단 후 기존 MMO를 위한 서버가 아닌 MO를 위한 서버로 제작</w:t>
-      </w:r>
-    </w:p>
-    <w:p>
-      <w:pPr>
-        <w:rPr>
-          <w:lang w:eastAsia="ko-KR"/>
-          <w:rFonts w:hint="eastAsia"/>
-          <w:b w:val="0"/>
-          <w:bCs w:val="0"/>
-          <w:sz w:val="22"/>
-          <w:szCs w:val="22"/>
-          <w:rtl w:val="off"/>
-        </w:rPr>
-      </w:pPr>
-      <w:r>
-        <w:rPr>
-          <w:lang w:eastAsia="ko-KR"/>
-          <w:b w:val="0"/>
-          <w:bCs w:val="0"/>
-          <w:sz w:val="22"/>
-          <w:szCs w:val="22"/>
-          <w:rtl w:val="off"/>
-        </w:rPr>
-        <w:t>패킷 매니저를 추가하여 패킷을 식별하고 패킷 타입에 맞는 핸들러 함수를 호출하도록 구현</w:t>
-      </w:r>
-    </w:p>
-    <w:p>
-      <w:pPr>
-        <w:rPr>
-          <w:lang w:eastAsia="ko-KR"/>
-          <w:rFonts w:hint="eastAsia"/>
-          <w:b w:val="0"/>
-          <w:bCs w:val="0"/>
-          <w:sz w:val="22"/>
-          <w:szCs w:val="22"/>
-          <w:rtl w:val="off"/>
-        </w:rPr>
-      </w:pPr>
-    </w:p>
-    <w:p>
-      <w:pPr>
-        <w:rPr>
-          <w:lang w:eastAsia="ko-KR"/>
-          <w:rFonts w:hint="eastAsia"/>
+          <w:sz w:val="22"/>
+        </w:rPr>
+        <w:t>서버 싱글톤 패턴과 동일하게 클라이언트 싱글톤 패턴을 변경 (템플릿 형식의 싱글톤 매니저)</w:t>
+      </w:r>
+    </w:p>
+    <w:p>
+      <w:pPr>
+        <w:rPr>
           <w:b/>
           <w:bCs/>
           <w:sz w:val="22"/>
-          <w:rtl w:val="off"/>
-        </w:rPr>
-      </w:pPr>
-      <w:r>
-        <w:rPr>
-          <w:lang w:eastAsia="ko-KR"/>
+        </w:rPr>
+      </w:pPr>
+      <w:r>
+        <w:rPr>
           <w:b/>
           <w:bCs/>
           <w:sz w:val="22"/>
-          <w:rtl w:val="off"/>
         </w:rPr>
         <w:t>· Assimp를 통한 fbx파일 텍스쳐 매핑 적용</w:t>
       </w:r>
@@ -1035,27 +855,17 @@
     <w:p>
       <w:pPr>
         <w:rPr>
-          <w:lang w:eastAsia="ko-KR"/>
+          <w:sz w:val="22"/>
+        </w:rPr>
+      </w:pPr>
+      <w:r>
+        <w:rPr>
           <w:rFonts w:hint="eastAsia"/>
-          <w:b w:val="0"/>
-          <w:bCs w:val="0"/>
-          <w:sz w:val="22"/>
-          <w:szCs w:val="22"/>
-          <w:rtl w:val="off"/>
-        </w:rPr>
-      </w:pPr>
-      <w:r>
-        <w:rPr>
-          <w:lang w:eastAsia="ko-KR"/>
-          <w:rFonts w:hint="eastAsia"/>
-          <w:b w:val="0"/>
-          <w:bCs w:val="0"/>
-          <w:sz w:val="22"/>
-          <w:szCs w:val="22"/>
-          <w:rtl w:val="off"/>
+          <w:noProof/>
+          <w:sz w:val="22"/>
         </w:rPr>
         <w:drawing>
-          <wp:anchor distT="0" distB="0" distL="114300" distR="114300" behindDoc="0" locked="0" layoutInCell="1" simplePos="0" relativeHeight="251662336" allowOverlap="1" hidden="0">
+          <wp:anchor distT="0" distB="0" distL="114300" distR="114300" simplePos="0" relativeHeight="251662336" behindDoc="0" locked="0" layoutInCell="1" hidden="0" allowOverlap="1" wp14:anchorId="468E8332" wp14:editId="4EC815D6">
             <wp:simplePos x="0" y="0"/>
             <wp:positionH relativeFrom="column">
               <wp:posOffset>0</wp:posOffset>
@@ -1074,7 +884,7 @@
                 <wp:lineTo x="0" y="0"/>
               </wp:wrapPolygon>
             </wp:wrapTight>
-            <wp:docPr id="1027" name="shape1027" hidden="0"/>
+            <wp:docPr id="1027" name="shape1027"/>
             <wp:cNvGraphicFramePr>
               <a:graphicFrameLocks xmlns:a="http://schemas.openxmlformats.org/drawingml/2006/main" noChangeAspect="1"/>
             </wp:cNvGraphicFramePr>
@@ -1083,12 +893,12 @@
                 <pic:pic xmlns:pic="http://schemas.openxmlformats.org/drawingml/2006/picture">
                   <pic:nvPicPr>
                     <pic:cNvPr id="0" name="이미지"/>
-                    <pic:cNvPicPr preferRelativeResize="1">
+                    <pic:cNvPicPr>
                       <a:picLocks noChangeAspect="1"/>
                     </pic:cNvPicPr>
                   </pic:nvPicPr>
                   <pic:blipFill>
-                    <a:blip r:embed="rId3">
+                    <a:blip r:embed="rId8" cstate="print">
                       <a:extLst>
                         <a:ext uri="{28A0092B-C50C-407E-A947-70E740481C1C}">
                           <a14:useLocalDpi xmlns:a14="http://schemas.microsoft.com/office/drawing/2010/main" val="0"/>
@@ -1105,7 +915,9 @@
                       <a:off x="0" y="0"/>
                       <a:ext cx="3548120" cy="2407338"/>
                     </a:xfrm>
-                    <a:prstGeom prst="rect"/>
+                    <a:prstGeom prst="rect">
+                      <a:avLst/>
+                    </a:prstGeom>
                   </pic:spPr>
                 </pic:pic>
               </a:graphicData>
@@ -1115,98 +927,44 @@
       </w:r>
       <w:r>
         <w:rPr>
-          <w:lang w:eastAsia="ko-KR"/>
           <w:rFonts w:hint="eastAsia"/>
-          <w:b w:val="0"/>
-          <w:bCs w:val="0"/>
-          <w:sz w:val="22"/>
-          <w:szCs w:val="22"/>
-          <w:rtl w:val="off"/>
+          <w:sz w:val="22"/>
         </w:rPr>
         <w:t xml:space="preserve">정점, 법선, 텍스쳐 좌표, 재질, </w:t>
       </w:r>
       <w:r>
         <w:rPr>
-          <w:lang w:eastAsia="ko-KR"/>
           <w:rFonts w:hint="eastAsia"/>
-          <w:b w:val="0"/>
-          <w:bCs w:val="0"/>
-          <w:sz w:val="22"/>
-          <w:szCs w:val="22"/>
-          <w:rtl w:val="off"/>
+          <w:sz w:val="22"/>
         </w:rPr>
         <w:br/>
-      </w:r>
-      <w:r>
-        <w:rPr>
-          <w:lang w:eastAsia="ko-KR"/>
+        <w:t>확산색상(Diffuse Color), 텍스처 파일 경로,</w:t>
+      </w:r>
+      <w:r>
+        <w:rPr>
           <w:rFonts w:hint="eastAsia"/>
-          <w:b w:val="0"/>
-          <w:bCs w:val="0"/>
-          <w:sz w:val="22"/>
-          <w:szCs w:val="22"/>
-          <w:rtl w:val="off"/>
-        </w:rPr>
-        <w:t>확산색상(Diffuse Color), 텍스처 파일 경로,</w:t>
-      </w:r>
-      <w:r>
-        <w:rPr>
-          <w:lang w:eastAsia="ko-KR"/>
-          <w:rFonts w:hint="eastAsia"/>
-          <w:b w:val="0"/>
-          <w:bCs w:val="0"/>
-          <w:sz w:val="22"/>
-          <w:szCs w:val="22"/>
-          <w:rtl w:val="off"/>
+          <w:sz w:val="22"/>
         </w:rPr>
         <w:br/>
-      </w:r>
-      <w:r>
-        <w:rPr>
-          <w:lang w:eastAsia="ko-KR"/>
-          <w:rFonts w:hint="eastAsia"/>
-          <w:b w:val="0"/>
-          <w:bCs w:val="0"/>
-          <w:sz w:val="22"/>
-          <w:szCs w:val="22"/>
-          <w:rtl w:val="off"/>
-        </w:rPr>
         <w:t>인덱스 정보, 노드 및 자식노드 확인해서 fbx파일을 로드</w:t>
       </w:r>
     </w:p>
     <w:p>
       <w:pPr>
         <w:rPr>
-          <w:lang w:eastAsia="ko-KR"/>
-          <w:rFonts w:hint="eastAsia"/>
-          <w:b w:val="0"/>
-          <w:bCs w:val="0"/>
-          <w:sz w:val="22"/>
-          <w:szCs w:val="22"/>
-          <w:rtl w:val="off"/>
-        </w:rPr>
-      </w:pPr>
-    </w:p>
-    <w:p>
-      <w:pPr>
-        <w:rPr>
-          <w:lang w:eastAsia="ko-KR"/>
-          <w:rFonts w:hint="eastAsia"/>
-          <w:b w:val="0"/>
-          <w:bCs w:val="0"/>
-          <w:sz w:val="22"/>
-          <w:szCs w:val="22"/>
-          <w:rtl w:val="off"/>
-        </w:rPr>
-      </w:pPr>
-      <w:r>
-        <w:rPr>
-          <w:lang w:eastAsia="ko-KR"/>
-          <w:b w:val="0"/>
-          <w:bCs w:val="0"/>
-          <w:sz w:val="22"/>
-          <w:szCs w:val="22"/>
-          <w:rtl w:val="off"/>
+          <w:sz w:val="22"/>
+        </w:rPr>
+      </w:pPr>
+    </w:p>
+    <w:p>
+      <w:pPr>
+        <w:rPr>
+          <w:sz w:val="22"/>
+        </w:rPr>
+      </w:pPr>
+      <w:r>
+        <w:rPr>
+          <w:sz w:val="22"/>
         </w:rPr>
         <w:t>&lt;- 사진은 텍스쳐가 적용된 모델의 모습</w:t>
       </w:r>
@@ -1214,60 +972,37 @@
     <w:p>
       <w:pPr>
         <w:rPr>
-          <w:lang w:eastAsia="ko-KR"/>
-          <w:rFonts w:hint="eastAsia"/>
-          <w:b w:val="0"/>
-          <w:bCs w:val="0"/>
-          <w:sz w:val="22"/>
-          <w:szCs w:val="22"/>
-          <w:rtl w:val="off"/>
-        </w:rPr>
-      </w:pPr>
-    </w:p>
-    <w:p>
-      <w:pPr>
-        <w:rPr>
-          <w:lang w:eastAsia="ko-KR"/>
-          <w:rFonts w:hint="eastAsia"/>
-          <w:b w:val="0"/>
-          <w:bCs w:val="0"/>
-          <w:sz w:val="22"/>
-          <w:szCs w:val="22"/>
-          <w:rtl w:val="off"/>
-        </w:rPr>
-      </w:pPr>
-    </w:p>
-    <w:p>
-      <w:pPr>
-        <w:rPr>
-          <w:lang w:eastAsia="ko-KR"/>
-          <w:rFonts w:hint="eastAsia"/>
-          <w:b w:val="0"/>
-          <w:bCs w:val="0"/>
-          <w:sz w:val="22"/>
-          <w:szCs w:val="22"/>
-          <w:rtl w:val="off"/>
-        </w:rPr>
-      </w:pPr>
-    </w:p>
-    <w:p>
-      <w:pPr>
-        <w:rPr>
-          <w:lang w:eastAsia="ko-KR"/>
-          <w:rFonts w:hint="eastAsia"/>
+          <w:sz w:val="22"/>
+        </w:rPr>
+      </w:pPr>
+    </w:p>
+    <w:p>
+      <w:pPr>
+        <w:rPr>
+          <w:sz w:val="22"/>
+        </w:rPr>
+      </w:pPr>
+    </w:p>
+    <w:p>
+      <w:pPr>
+        <w:rPr>
+          <w:sz w:val="22"/>
+        </w:rPr>
+      </w:pPr>
+    </w:p>
+    <w:p>
+      <w:pPr>
+        <w:rPr>
           <w:b/>
           <w:bCs/>
           <w:sz w:val="22"/>
-          <w:rtl w:val="off"/>
-        </w:rPr>
-      </w:pPr>
-      <w:r>
-        <w:rPr>
-          <w:lang w:eastAsia="ko-KR"/>
+        </w:rPr>
+      </w:pPr>
+      <w:r>
+        <w:rPr>
           <w:b/>
           <w:bCs/>
           <w:sz w:val="22"/>
-          <w:rtl w:val="off"/>
         </w:rPr>
         <w:t>· 언리얼 엔진을 통한 대략적인 첫번째 적 성의 모습 제작</w:t>
       </w:r>
@@ -1275,27 +1010,17 @@
     <w:p>
       <w:pPr>
         <w:rPr>
-          <w:lang w:eastAsia="ko-KR"/>
+          <w:sz w:val="22"/>
+        </w:rPr>
+      </w:pPr>
+      <w:r>
+        <w:rPr>
           <w:rFonts w:hint="eastAsia"/>
-          <w:b w:val="0"/>
-          <w:bCs w:val="0"/>
-          <w:sz w:val="22"/>
-          <w:szCs w:val="22"/>
-          <w:rtl w:val="off"/>
-        </w:rPr>
-      </w:pPr>
-      <w:r>
-        <w:rPr>
-          <w:lang w:eastAsia="ko-KR"/>
-          <w:rFonts w:hint="eastAsia"/>
-          <w:b w:val="0"/>
-          <w:bCs w:val="0"/>
-          <w:sz w:val="22"/>
-          <w:szCs w:val="22"/>
-          <w:rtl w:val="off"/>
+          <w:noProof/>
+          <w:sz w:val="22"/>
         </w:rPr>
         <w:drawing>
-          <wp:anchor distT="0" distB="0" distL="114300" distR="114300" behindDoc="0" locked="0" layoutInCell="1" simplePos="0" relativeHeight="251663360" allowOverlap="1" hidden="0">
+          <wp:anchor distT="0" distB="0" distL="114300" distR="114300" simplePos="0" relativeHeight="251663360" behindDoc="0" locked="0" layoutInCell="1" hidden="0" allowOverlap="1" wp14:anchorId="4FFA4C96" wp14:editId="1C499AE5">
             <wp:simplePos x="0" y="0"/>
             <wp:positionH relativeFrom="column">
               <wp:posOffset>0</wp:posOffset>
@@ -1314,7 +1039,7 @@
                 <wp:lineTo x="0" y="0"/>
               </wp:wrapPolygon>
             </wp:wrapTight>
-            <wp:docPr id="1028" name="shape1028" hidden="0"/>
+            <wp:docPr id="1028" name="shape1028"/>
             <wp:cNvGraphicFramePr>
               <a:graphicFrameLocks xmlns:a="http://schemas.openxmlformats.org/drawingml/2006/main" noChangeAspect="1"/>
             </wp:cNvGraphicFramePr>
@@ -1323,12 +1048,12 @@
                 <pic:pic xmlns:pic="http://schemas.openxmlformats.org/drawingml/2006/picture">
                   <pic:nvPicPr>
                     <pic:cNvPr id="0" name="이미지"/>
-                    <pic:cNvPicPr preferRelativeResize="1">
+                    <pic:cNvPicPr>
                       <a:picLocks noChangeAspect="1"/>
                     </pic:cNvPicPr>
                   </pic:nvPicPr>
                   <pic:blipFill>
-                    <a:blip r:embed="rId4">
+                    <a:blip r:embed="rId9" cstate="print">
                       <a:extLst>
                         <a:ext uri="{28A0092B-C50C-407E-A947-70E740481C1C}">
                           <a14:useLocalDpi xmlns:a14="http://schemas.microsoft.com/office/drawing/2010/main" val="0"/>
@@ -1345,7 +1070,9 @@
                       <a:off x="0" y="0"/>
                       <a:ext cx="6464935" cy="3448047"/>
                     </a:xfrm>
-                    <a:prstGeom prst="rect"/>
+                    <a:prstGeom prst="rect">
+                      <a:avLst/>
+                    </a:prstGeom>
                   </pic:spPr>
                 </pic:pic>
               </a:graphicData>
@@ -1355,13 +1082,8 @@
       </w:r>
       <w:r>
         <w:rPr>
-          <w:lang w:eastAsia="ko-KR"/>
           <w:rFonts w:hint="eastAsia"/>
-          <w:b w:val="0"/>
-          <w:bCs w:val="0"/>
-          <w:sz w:val="22"/>
-          <w:szCs w:val="22"/>
-          <w:rtl w:val="off"/>
+          <w:sz w:val="22"/>
         </w:rPr>
         <w:t xml:space="preserve">총 3단계 구조이며 시장(시민 공간), 대포(병사 공간), 보스층 이렇게 3개의 층으로 구성됨 </w:t>
       </w:r>
@@ -1369,10 +1091,7 @@
     <w:p>
       <w:pPr>
         <w:rPr>
-          <w:b w:val="0"/>
-          <w:bCs w:val="0"/>
-          <w:sz w:val="22"/>
-          <w:szCs w:val="22"/>
+          <w:sz w:val="22"/>
         </w:rPr>
       </w:pPr>
     </w:p>
@@ -1390,7 +1109,7 @@
       </w:tblGrid>
       <w:tr>
         <w:trPr>
-          <w:trHeight w:val="875" w:hRule="atLeast"/>
+          <w:trHeight w:val="875"/>
         </w:trPr>
         <w:tc>
           <w:tcPr>
@@ -1411,6 +1130,7 @@
                 <w:b/>
                 <w:sz w:val="22"/>
               </w:rPr>
+              <w:lastRenderedPageBreak/>
               <w:t>문제점 정리</w:t>
             </w:r>
           </w:p>
@@ -1426,10 +1146,43 @@
             </w:pPr>
             <w:r>
               <w:rPr>
-                <w:lang w:eastAsia="ko-KR"/>
-                <w:rtl w:val="off"/>
-              </w:rPr>
-              <w:t>언리얼 엔진을 이용하여 배치 한 것을 가져올 수 없음</w:t>
+                <w:rFonts w:hint="eastAsia"/>
+              </w:rPr>
+              <w:t>카메라 시점 문제, 코딩 컨벤션 불일치 문제, MO서버와 매니저 문제,</w:t>
+            </w:r>
+            <w:r>
+              <w:br/>
+            </w:r>
+            <w:r>
+              <w:rPr>
+                <w:rFonts w:hint="eastAsia"/>
+              </w:rPr>
+              <w:t>모델 불러오기 문제,</w:t>
+            </w:r>
+          </w:p>
+          <w:p>
+            <w:pPr>
+              <w:jc w:val="left"/>
+            </w:pPr>
+            <w:r>
+              <w:rPr>
+                <w:rFonts w:hint="eastAsia"/>
+              </w:rPr>
+              <w:t>첫번째 맵 구현 필요</w:t>
+            </w:r>
+          </w:p>
+          <w:p>
+            <w:pPr>
+              <w:jc w:val="left"/>
+              <w:rPr>
+                <w:rFonts w:hint="eastAsia"/>
+              </w:rPr>
+            </w:pPr>
+            <w:r>
+              <w:rPr>
+                <w:rFonts w:hint="eastAsia"/>
+              </w:rPr>
+              <w:t>카메라 드득거리는 거리는 문제</w:t>
             </w:r>
           </w:p>
         </w:tc>
@@ -1464,20 +1217,22 @@
           <w:p>
             <w:pPr>
               <w:jc w:val="left"/>
-            </w:pPr>
-            <w:r>
-              <w:rPr>
-                <w:lang w:eastAsia="ko-KR"/>
-                <w:rtl w:val="off"/>
-              </w:rPr>
-              <w:t>언리얼 엔진 데이터 추출 및 프로젝트에서 사용할 수 있도록 파서 제작</w:t>
+              <w:rPr>
+                <w:rFonts w:hint="eastAsia"/>
+              </w:rPr>
+            </w:pPr>
+            <w:r>
+              <w:rPr>
+                <w:rFonts w:hint="eastAsia"/>
+              </w:rPr>
+              <w:t xml:space="preserve">카메라 3인칭 추가, 코딩 컨벤션 정의, MO서버 불필요 요소 제거, 매니저 일치, Assimp적용후 모델 문제 해결, 언리얼로 첫번째 맵 구현 </w:t>
             </w:r>
           </w:p>
         </w:tc>
       </w:tr>
       <w:tr>
         <w:trPr>
-          <w:trHeight w:val="590" w:hRule="atLeast"/>
+          <w:trHeight w:val="590"/>
         </w:trPr>
         <w:tc>
           <w:tcPr>
@@ -1517,10 +1272,8 @@
             </w:pPr>
             <w:r>
               <w:rPr>
-                <w:lang w:eastAsia="ko-KR"/>
-                <w:b/>
-                <w:sz w:val="22"/>
-                <w:rtl w:val="off"/>
+                <w:b/>
+                <w:sz w:val="22"/>
               </w:rPr>
               <w:t>2</w:t>
             </w:r>
@@ -1563,14 +1316,63 @@
                 <w:rFonts w:hint="eastAsia"/>
                 <w:b/>
               </w:rPr>
-              <w:t>2025.05.13 ~ 2025.05.19</w:t>
+              <w:t>2025.0</w:t>
+            </w:r>
+            <w:r>
+              <w:rPr>
+                <w:rFonts w:hint="eastAsia"/>
+                <w:b/>
+              </w:rPr>
+              <w:t>8</w:t>
+            </w:r>
+            <w:r>
+              <w:rPr>
+                <w:rFonts w:hint="eastAsia"/>
+                <w:b/>
+              </w:rPr>
+              <w:t>.1</w:t>
+            </w:r>
+            <w:r>
+              <w:rPr>
+                <w:rFonts w:hint="eastAsia"/>
+                <w:b/>
+              </w:rPr>
+              <w:t>8</w:t>
+            </w:r>
+            <w:r>
+              <w:rPr>
+                <w:rFonts w:hint="eastAsia"/>
+                <w:b/>
+              </w:rPr>
+              <w:t xml:space="preserve"> ~ 2025.0</w:t>
+            </w:r>
+            <w:r>
+              <w:rPr>
+                <w:rFonts w:hint="eastAsia"/>
+                <w:b/>
+              </w:rPr>
+              <w:t>8</w:t>
+            </w:r>
+            <w:r>
+              <w:rPr>
+                <w:rFonts w:hint="eastAsia"/>
+                <w:b/>
+              </w:rPr>
+              <w:t>.</w:t>
+            </w:r>
+            <w:r>
+              <w:rPr>
+                <w:rFonts w:hint="eastAsia"/>
+                <w:b/>
+              </w:rPr>
+              <w:t>24</w:t>
             </w:r>
           </w:p>
         </w:tc>
       </w:tr>
       <w:tr>
         <w:trPr>
-          <w:trHeight w:val="1520" w:hRule="atLeast"/>
+          <w:trHeight w:val="1520"/>
         </w:trPr>
         <w:tc>
           <w:tcPr>
@@ -1608,19 +1410,50 @@
               </w:rPr>
             </w:pPr>
             <w:r>
-              <w:rPr>
-                <w:lang w:eastAsia="ko-KR"/>
+              <w:t xml:space="preserve">언리얼 엔진을 이용하여 </w:t>
+            </w:r>
+            <w:proofErr w:type="gramStart"/>
+            <w:r>
+              <w:t>배치 한</w:t>
+            </w:r>
+            <w:proofErr w:type="gramEnd"/>
+            <w:r>
+              <w:t xml:space="preserve"> 것을 가져올 수 없음</w:t>
+            </w:r>
+          </w:p>
+          <w:p>
+            <w:pPr>
+              <w:rPr>
                 <w:szCs w:val="20"/>
-                <w:rtl w:val="off"/>
+              </w:rPr>
+            </w:pPr>
+            <w:r>
+              <w:rPr>
+                <w:szCs w:val="20"/>
               </w:rPr>
               <w:t>언리얼 데이터 추출 및 파서 제작</w:t>
+            </w:r>
+          </w:p>
+          <w:p>
+            <w:pPr>
+              <w:rPr>
+                <w:rFonts w:hint="eastAsia"/>
+                <w:szCs w:val="20"/>
+              </w:rPr>
+            </w:pPr>
+            <w:r>
+              <w:rPr>
+                <w:rFonts w:hint="eastAsia"/>
+                <w:szCs w:val="20"/>
+              </w:rPr>
+              <w:t>카메라 이동시 떨림 문제 해결 필요</w:t>
             </w:r>
           </w:p>
         </w:tc>
       </w:tr>
       <w:tr>
         <w:trPr>
-          <w:trHeight w:val="1963" w:hRule="atLeast"/>
+          <w:trHeight w:val="1963"/>
         </w:trPr>
         <w:tc>
           <w:tcPr>
@@ -1696,21 +1529,71 @@
 </w:document>
 </file>
 
+<file path=word/endnotes.xml><?xml version="1.0" encoding="utf-8"?>
+<w:endnotes xmlns:wpc="http://schemas.microsoft.com/office/word/2010/wordprocessingCanvas" xmlns:cx="http://schemas.microsoft.com/office/drawing/2014/chartex" xmlns:cx1="http://schemas.microsoft.com/office/drawing/2015/9/8/chartex" xmlns:cx2="http://schemas.microsoft.com/office/drawing/2015/10/21/chartex" xmlns:cx3="http://schemas.microsoft.com/office/drawing/2016/5/9/chartex" xmlns:cx4="http://schemas.microsoft.com/office/drawing/2016/5/10/chartex" xmlns:cx5="http://schemas.microsoft.com/office/drawing/2016/5/11/chartex" xmlns:cx6="http://schemas.microsoft.com/office/drawing/2016/5/12/chartex" xmlns:cx7="http://schemas.microsoft.com/office/drawing/2016/5/13/chartex" xmlns:cx8="http://schemas.microsoft.com/office/drawing/2016/5/14/chartex" xmlns:mc="http://schemas.openxmlformats.org/markup-compatibility/2006" xmlns:aink="http://schemas.microsoft.com/office/drawing/2016/ink" xmlns:am3d="http://schemas.microsoft.com/office/drawing/2017/model3d" xmlns:o="urn:schemas-microsoft-com:office:office" xmlns:oel="http://schemas.microsoft.com/office/2019/extlst" xmlns:r="http://schemas.openxmlformats.org/officeDocument/2006/relationships" xmlns:m="http://schemas.openxmlformats.org/officeDocument/2006/math" xmlns:v="urn:schemas-microsoft-com:vml" xmlns:wp14="http://schemas.microsoft.com/office/word/2010/wordprocessingDrawing" xmlns:wp="http://schemas.openxmlformats.org/drawingml/2006/wordprocessingDrawing" xmlns:w10="urn:schemas-microsoft-com:office:word" xmlns:w="http://schemas.openxmlformats.org/wordprocessingml/2006/main" xmlns:w14="http://schemas.microsoft.com/office/word/2010/wordml" xmlns:w15="http://schemas.microsoft.com/office/word/2012/wordml" xmlns:w16cex="http://schemas.microsoft.com/office/word/2018/wordml/cex" xmlns:w16cid="http://schemas.microsoft.com/office/word/2016/wordml/cid" xmlns:w16="http://schemas.microsoft.com/office/word/2018/wordml" xmlns:w16du="http://schemas.microsoft.com/office/word/2023/wordml/word16du" xmlns:w16sdtdh="http://schemas.microsoft.com/office/word/2020/wordml/sdtdatahash" xmlns:w16sdtfl="http://schemas.microsoft.com/office/word/2024/wordml/sdtformatlock" xmlns:w16se="http://schemas.microsoft.com/office/word/2015/wordml/symex" xmlns:wpg="http://schemas.microsoft.com/office/word/2010/wordprocessingGroup" xmlns:wpi="http://schemas.microsoft.com/office/word/2010/wordprocessingInk" xmlns:wne="http://schemas.microsoft.com/office/word/2006/wordml" xmlns:wps="http://schemas.microsoft.com/office/word/2010/wordprocessingShape" mc:Ignorable="w14 w15 w16se w16cid w16 w16cex w16sdtdh w16sdtfl w16du wp14">
+  <w:endnote w:type="separator" w:id="-1">
+    <w:p>
+      <w:pPr>
+        <w:spacing w:after="0" w:line="240" w:lineRule="auto"/>
+      </w:pPr>
+      <w:r>
+        <w:separator/>
+      </w:r>
+    </w:p>
+  </w:endnote>
+  <w:endnote w:type="continuationSeparator" w:id="0">
+    <w:p>
+      <w:pPr>
+        <w:spacing w:after="0" w:line="240" w:lineRule="auto"/>
+      </w:pPr>
+      <w:r>
+        <w:continuationSeparator/>
+      </w:r>
+    </w:p>
+  </w:endnote>
+</w:endnotes>
+</file>
+
+<file path=word/footnotes.xml><?xml version="1.0" encoding="utf-8"?>
+<w:footnotes xmlns:wpc="http://schemas.microsoft.com/office/word/2010/wordprocessingCanvas" xmlns:cx="http://schemas.microsoft.com/office/drawing/2014/chartex" xmlns:cx1="http://schemas.microsoft.com/office/drawing/2015/9/8/chartex" xmlns:cx2="http://schemas.microsoft.com/office/drawing/2015/10/21/chartex" xmlns:cx3="http://schemas.microsoft.com/office/drawing/2016/5/9/chartex" xmlns:cx4="http://schemas.microsoft.com/office/drawing/2016/5/10/chartex" xmlns:cx5="http://schemas.microsoft.com/office/drawing/2016/5/11/chartex" xmlns:cx6="http://schemas.microsoft.com/office/drawing/2016/5/12/chartex" xmlns:cx7="http://schemas.microsoft.com/office/drawing/2016/5/13/chartex" xmlns:cx8="http://schemas.microsoft.com/office/drawing/2016/5/14/chartex" xmlns:mc="http://schemas.openxmlformats.org/markup-compatibility/2006" xmlns:aink="http://schemas.microsoft.com/office/drawing/2016/ink" xmlns:am3d="http://schemas.microsoft.com/office/drawing/2017/model3d" xmlns:o="urn:schemas-microsoft-com:office:office" xmlns:oel="http://schemas.microsoft.com/office/2019/extlst" xmlns:r="http://schemas.openxmlformats.org/officeDocument/2006/relationships" xmlns:m="http://schemas.openxmlformats.org/officeDocument/2006/math" xmlns:v="urn:schemas-microsoft-com:vml" xmlns:wp14="http://schemas.microsoft.com/office/word/2010/wordprocessingDrawing" xmlns:wp="http://schemas.openxmlformats.org/drawingml/2006/wordprocessingDrawing" xmlns:w10="urn:schemas-microsoft-com:office:word" xmlns:w="http://schemas.openxmlformats.org/wordprocessingml/2006/main" xmlns:w14="http://schemas.microsoft.com/office/word/2010/wordml" xmlns:w15="http://schemas.microsoft.com/office/word/2012/wordml" xmlns:w16cex="http://schemas.microsoft.com/office/word/2018/wordml/cex" xmlns:w16cid="http://schemas.microsoft.com/office/word/2016/wordml/cid" xmlns:w16="http://schemas.microsoft.com/office/word/2018/wordml" xmlns:w16du="http://schemas.microsoft.com/office/word/2023/wordml/word16du" xmlns:w16sdtdh="http://schemas.microsoft.com/office/word/2020/wordml/sdtdatahash" xmlns:w16sdtfl="http://schemas.microsoft.com/office/word/2024/wordml/sdtformatlock" xmlns:w16se="http://schemas.microsoft.com/office/word/2015/wordml/symex" xmlns:wpg="http://schemas.microsoft.com/office/word/2010/wordprocessingGroup" xmlns:wpi="http://schemas.microsoft.com/office/word/2010/wordprocessingInk" xmlns:wne="http://schemas.microsoft.com/office/word/2006/wordml" xmlns:wps="http://schemas.microsoft.com/office/word/2010/wordprocessingShape" mc:Ignorable="w14 w15 w16se w16cid w16 w16cex w16sdtdh w16sdtfl w16du wp14">
+  <w:footnote w:type="separator" w:id="-1">
+    <w:p>
+      <w:pPr>
+        <w:spacing w:after="0" w:line="240" w:lineRule="auto"/>
+      </w:pPr>
+      <w:r>
+        <w:separator/>
+      </w:r>
+    </w:p>
+  </w:footnote>
+  <w:footnote w:type="continuationSeparator" w:id="0">
+    <w:p>
+      <w:pPr>
+        <w:spacing w:after="0" w:line="240" w:lineRule="auto"/>
+      </w:pPr>
+      <w:r>
+        <w:continuationSeparator/>
+      </w:r>
+    </w:p>
+  </w:footnote>
+</w:footnotes>
+</file>
+
 <file path=word/styles.xml><?xml version="1.0" encoding="utf-8"?>
-<w:styles xmlns:r="http://schemas.openxmlformats.org/officeDocument/2006/relationships" xmlns:w="http://schemas.openxmlformats.org/wordprocessingml/2006/main">
+<w:styles xmlns:mc="http://schemas.openxmlformats.org/markup-compatibility/2006" xmlns:r="http://schemas.openxmlformats.org/officeDocument/2006/relationships" xmlns:w="http://schemas.openxmlformats.org/wordprocessingml/2006/main" xmlns:w14="http://schemas.microsoft.com/office/word/2010/wordml" xmlns:w15="http://schemas.microsoft.com/office/word/2012/wordml" xmlns:w16cex="http://schemas.microsoft.com/office/word/2018/wordml/cex" xmlns:w16cid="http://schemas.microsoft.com/office/word/2016/wordml/cid" xmlns:w16="http://schemas.microsoft.com/office/word/2018/wordml" xmlns:w16du="http://schemas.microsoft.com/office/word/2023/wordml/word16du" xmlns:w16sdtdh="http://schemas.microsoft.com/office/word/2020/wordml/sdtdatahash" xmlns:w16sdtfl="http://schemas.microsoft.com/office/word/2024/wordml/sdtformatlock" xmlns:w16se="http://schemas.microsoft.com/office/word/2015/wordml/symex" mc:Ignorable="w14 w15 w16se w16cid w16 w16cex w16sdtdh w16sdtfl w16du">
   <w:docDefaults>
     <w:rPrDefault>
       <w:rPr>
+        <w:rFonts w:asciiTheme="minorHAnsi" w:eastAsiaTheme="minorEastAsia" w:hAnsiTheme="minorHAnsi" w:cstheme="minorBidi"/>
+        <w:kern w:val="2"/>
+        <w:szCs w:val="22"/>
         <w:lang w:val="en-US" w:eastAsia="ko-KR" w:bidi="ar-SA"/>
-        <w:rFonts w:asciiTheme="minorHAnsi" w:eastAsiaTheme="minorEastAsia" w:hAnsiTheme="minorHAnsi" w:cstheme="minorBidi"/>
-        <w:szCs w:val="22"/>
-        <w:kern w:val="2"/>
       </w:rPr>
     </w:rPrDefault>
     <w:pPrDefault>
       <w:pPr>
+        <w:spacing w:after="160" w:line="259" w:lineRule="auto"/>
         <w:jc w:val="both"/>
-        <w:spacing w:after="160" w:line="259" w:lineRule="auto"/>
       </w:pPr>
     </w:pPrDefault>
   </w:docDefaults>
@@ -1991,16 +1874,15 @@
     <w:name w:val="Normal"/>
     <w:qFormat/>
     <w:pPr>
-      <w:autoSpaceDE w:val="off"/>
-      <w:autoSpaceDN w:val="off"/>
-      <w:widowControl w:val="off"/>
-      <w:wordWrap w:val="off"/>
+      <w:widowControl w:val="0"/>
+      <w:wordWrap w:val="0"/>
+      <w:autoSpaceDE w:val="0"/>
+      <w:autoSpaceDN w:val="0"/>
     </w:pPr>
   </w:style>
   <w:style w:type="character" w:default="1" w:styleId="a0">
     <w:name w:val="Default Paragraph Font"/>
     <w:uiPriority w:val="1"/>
-    <w:semiHidden/>
     <w:unhideWhenUsed/>
   </w:style>
   <w:style w:type="table" w:default="1" w:styleId="a1">
@@ -2026,8 +1908,8 @@
   </w:style>
   <w:style w:type="table" w:customStyle="1" w:styleId="1">
     <w:name w:val="표 구분선1"/>
+    <w:basedOn w:val="a1"/>
     <w:uiPriority w:val="39"/>
-    <w:basedOn w:val="a1"/>
     <w:pPr>
       <w:spacing w:after="0" w:line="240" w:lineRule="auto"/>
     </w:pPr>
@@ -2044,8 +1926,8 @@
   </w:style>
   <w:style w:type="paragraph" w:styleId="a3">
     <w:name w:val="List Paragraph"/>
+    <w:basedOn w:val="a"/>
     <w:uiPriority w:val="34"/>
-    <w:basedOn w:val="a"/>
     <w:qFormat/>
     <w:pPr>
       <w:ind w:leftChars="400" w:left="800"/>
@@ -2053,43 +1935,43 @@
   </w:style>
   <w:style w:type="paragraph" w:styleId="a4">
     <w:name w:val="header"/>
-    <w:uiPriority w:val="99"/>
     <w:basedOn w:val="a"/>
     <w:link w:val="Char"/>
+    <w:uiPriority w:val="99"/>
     <w:unhideWhenUsed/>
     <w:pPr>
-      <w:snapToGrid w:val="0"/>
       <w:tabs>
         <w:tab w:val="center" w:pos="4513"/>
         <w:tab w:val="right" w:pos="9026"/>
       </w:tabs>
+      <w:snapToGrid w:val="0"/>
     </w:pPr>
   </w:style>
   <w:style w:type="character" w:customStyle="1" w:styleId="Char">
     <w:name w:val="머리글 Char"/>
-    <w:uiPriority w:val="99"/>
     <w:basedOn w:val="a0"/>
     <w:link w:val="a4"/>
+    <w:uiPriority w:val="99"/>
   </w:style>
   <w:style w:type="paragraph" w:styleId="a5">
     <w:name w:val="footer"/>
-    <w:uiPriority w:val="99"/>
     <w:basedOn w:val="a"/>
     <w:link w:val="Char0"/>
+    <w:uiPriority w:val="99"/>
     <w:unhideWhenUsed/>
     <w:pPr>
-      <w:snapToGrid w:val="0"/>
       <w:tabs>
         <w:tab w:val="center" w:pos="4513"/>
         <w:tab w:val="right" w:pos="9026"/>
       </w:tabs>
+      <w:snapToGrid w:val="0"/>
     </w:pPr>
   </w:style>
   <w:style w:type="character" w:customStyle="1" w:styleId="Char0">
     <w:name w:val="바닥글 Char"/>
-    <w:uiPriority w:val="99"/>
     <w:basedOn w:val="a0"/>
     <w:link w:val="a5"/>
+    <w:uiPriority w:val="99"/>
   </w:style>
   <w:style w:type="character" w:styleId="a6">
     <w:name w:val="Hyperlink"/>
@@ -2097,7 +1979,7 @@
     <w:unhideWhenUsed/>
     <w:rPr>
       <w:color w:val="0563C1"/>
-      <w:u w:val="single" w:color="auto"/>
+      <w:u w:val="single"/>
     </w:rPr>
   </w:style>
   <w:style w:type="character" w:customStyle="1" w:styleId="10">
